--- a/TabCreator-Requirements.docx
+++ b/TabCreator-Requirements.docx
@@ -296,6 +296,44 @@
               <w:jc w:val="left"/>
             </w:pPr>
             <w:r>
+              <w:t xml:space="preserve">Input</w:t>
+            </w:r>
+          </w:p>
+        </w:tc>
+        <w:tc>
+          <w:tcPr/>
+          <w:p>
+            <w:pPr>
+              <w:pStyle w:val="Compact"/>
+              <w:jc w:val="left"/>
+            </w:pPr>
+            <w:r>
+              <w:t xml:space="preserve">Microphone only</w:t>
+            </w:r>
+          </w:p>
+        </w:tc>
+        <w:tc>
+          <w:tcPr/>
+          <w:p>
+            <w:pPr>
+              <w:pStyle w:val="Compact"/>
+              <w:jc w:val="left"/>
+            </w:pPr>
+            <w:r>
+              <w:t xml:space="preserve">Electric guitar through an audio interface</w:t>
+            </w:r>
+          </w:p>
+        </w:tc>
+      </w:tr>
+      <w:tr>
+        <w:tc>
+          <w:tcPr/>
+          <w:p>
+            <w:pPr>
+              <w:pStyle w:val="Compact"/>
+              <w:jc w:val="left"/>
+            </w:pPr>
+            <w:r>
               <w:t xml:space="preserve">Output</w:t>
             </w:r>
           </w:p>
@@ -308,19 +346,19 @@
               <w:jc w:val="left"/>
             </w:pPr>
             <w:r>
-              <w:t xml:space="preserve">ASCII tab, editable in the app</w:t>
-            </w:r>
-          </w:p>
-        </w:tc>
-        <w:tc>
-          <w:tcPr/>
-          <w:p>
-            <w:pPr>
-              <w:pStyle w:val="Compact"/>
-              <w:jc w:val="left"/>
-            </w:pPr>
-            <w:r>
-              <w:t xml:space="preserve">Rhythm notation, Guitar Pro / MusicXML export</w:t>
+              <w:t xml:space="preserve">ASCII tab with bar lines from the count-in tempo, editable in the app</w:t>
+            </w:r>
+          </w:p>
+        </w:tc>
+        <w:tc>
+          <w:tcPr/>
+          <w:p>
+            <w:pPr>
+              <w:pStyle w:val="Compact"/>
+              <w:jc w:val="left"/>
+            </w:pPr>
+            <w:r>
+              <w:t xml:space="preserve">Full rhythm notation (note durations), Guitar Pro / MusicXML export</w:t>
             </w:r>
           </w:p>
         </w:tc>
@@ -376,10 +414,7 @@
         <w:t xml:space="preserve">Out of scope for v1:</w:t>
       </w:r>
       <w:r>
-        <w:t xml:space="preserve"> </w:t>
-      </w:r>
-      <w:r>
-        <w:t xml:space="preserve">chord recognition, rhythm/duration notation, techniques (bends, slides, hammer-ons), importing audio files, and sharing to other users.</w:t>
+        <w:t xml:space="preserve"> chord recognition, rhythm/duration notation beyond count-in bar lines, audio-interface input, techniques (bends, slides, hammer-ons), importing audio files, and sharing to other users.</w:t>
       </w:r>
     </w:p>
     <w:bookmarkEnd w:id="20"/>
@@ -416,10 +451,7 @@
         <w:t xml:space="preserve">Tune</w:t>
       </w:r>
       <w:r>
-        <w:t xml:space="preserve"> </w:t>
-      </w:r>
-      <w:r>
-        <w:t xml:space="preserve">— the built-in tuner confirms the guitar is in standard tuning and the mic level is good.</w:t>
+        <w:t xml:space="preserve"> — the built-in tuner confirms the guitar is in standard tuning and the mic level is good.</w:t>
       </w:r>
     </w:p>
     <w:p>
@@ -438,10 +470,7 @@
         <w:t xml:space="preserve">Record</w:t>
       </w:r>
       <w:r>
-        <w:t xml:space="preserve"> </w:t>
-      </w:r>
-      <w:r>
-        <w:t xml:space="preserve">— click Record (or press Space), play, then stop. A count-in and input-level meter are shown.</w:t>
+        <w:t xml:space="preserve"> — click Record (or press Space), play, then stop. A count-in and input-level meter are shown.</w:t>
       </w:r>
     </w:p>
     <w:p>
@@ -460,10 +489,7 @@
         <w:t xml:space="preserve">Analyze</w:t>
       </w:r>
       <w:r>
-        <w:t xml:space="preserve"> </w:t>
-      </w:r>
-      <w:r>
-        <w:t xml:space="preserve">— the app detects notes in the browser and shows progress. Target: under 2 seconds for a 60-second take.</w:t>
+        <w:t xml:space="preserve"> — the app detects notes in the browser and shows progress. Target: under 2 seconds for a 60-second take.</w:t>
       </w:r>
     </w:p>
     <w:p>
@@ -482,10 +508,7 @@
         <w:t xml:space="preserve">Review</w:t>
       </w:r>
       <w:r>
-        <w:t xml:space="preserve"> </w:t>
-      </w:r>
-      <w:r>
-        <w:t xml:space="preserve">— the tab appears, with playback of the recording and a cursor that follows the notes.</w:t>
+        <w:t xml:space="preserve"> — the tab appears, with playback of the recording and a cursor that follows the notes.</w:t>
       </w:r>
     </w:p>
     <w:p>
@@ -504,10 +527,7 @@
         <w:t xml:space="preserve">Edit</w:t>
       </w:r>
       <w:r>
-        <w:t xml:space="preserve"> </w:t>
-      </w:r>
-      <w:r>
-        <w:t xml:space="preserve">— click a note to change its fret, move it to another string, delete it, or insert a missed note.</w:t>
+        <w:t xml:space="preserve"> — click a note to change its fret, move it to another string, delete it, or insert a missed note.</w:t>
       </w:r>
     </w:p>
     <w:p>
@@ -526,10 +546,7 @@
         <w:t xml:space="preserve">Save and export</w:t>
       </w:r>
       <w:r>
-        <w:t xml:space="preserve"> </w:t>
-      </w:r>
-      <w:r>
-        <w:t xml:space="preserve">— save to the in-browser library; copy the ASCII tab or download it as a .txt file.</w:t>
+        <w:t xml:space="preserve"> — save to the in-browser library; copy the ASCII tab or download it as a .txt file.</w:t>
       </w:r>
     </w:p>
     <w:bookmarkEnd w:id="21"/>
@@ -1308,7 +1325,45 @@
               <w:jc w:val="left"/>
             </w:pPr>
             <w:r>
-              <w:t xml:space="preserve">Choose the input device when more than one microphone or audio interface is connected</w:t>
+              <w:t xml:space="preserve">Choose the microphone when more than one is connected</w:t>
+            </w:r>
+          </w:p>
+        </w:tc>
+        <w:tc>
+          <w:tcPr/>
+          <w:p>
+            <w:pPr>
+              <w:pStyle w:val="Compact"/>
+              <w:jc w:val="left"/>
+            </w:pPr>
+            <w:r>
+              <w:t xml:space="preserve">Should</w:t>
+            </w:r>
+          </w:p>
+        </w:tc>
+      </w:tr>
+      <w:tr>
+        <w:tc>
+          <w:tcPr/>
+          <w:p>
+            <w:pPr>
+              <w:pStyle w:val="Compact"/>
+              <w:jc w:val="left"/>
+            </w:pPr>
+            <w:r>
+              <w:t xml:space="preserve">FR-20</w:t>
+            </w:r>
+          </w:p>
+        </w:tc>
+        <w:tc>
+          <w:tcPr/>
+          <w:p>
+            <w:pPr>
+              <w:pStyle w:val="Compact"/>
+              <w:jc w:val="left"/>
+            </w:pPr>
+            <w:r>
+              <w:t xml:space="preserve">Show bar lines in the tab from the count-in tempo (4/4) when the take was recorded with a count-in</w:t>
             </w:r>
           </w:p>
         </w:tc>
@@ -1612,7 +1667,7 @@
               <w:jc w:val="left"/>
             </w:pPr>
             <w:r>
-              <w:t xml:space="preserve">All audio processing in the browser; no audio, tab or analytics data leaves the machine without explicit opt-in</w:t>
+              <w:t xml:space="preserve">All audio processing in the browser; no audio, tab or analytics data leaves the machine without explicit opt-in. Opt-in, anonymous crash reporting is permitted</w:t>
             </w:r>
           </w:p>
         </w:tc>
@@ -2255,10 +2310,7 @@
         <w:t xml:space="preserve">Pre-process</w:t>
       </w:r>
       <w:r>
-        <w:t xml:space="preserve"> </w:t>
-      </w:r>
-      <w:r>
-        <w:t xml:space="preserve">— downmix to mono, resample to 22.05 kHz, high-pass at 70 Hz to remove rumble, normalize level.</w:t>
+        <w:t xml:space="preserve"> — downmix to mono, resample to 22.05 kHz, high-pass at 70 Hz to remove rumble, normalize level.</w:t>
       </w:r>
     </w:p>
     <w:p>
@@ -2277,10 +2329,7 @@
         <w:t xml:space="preserve">Pitch tracking</w:t>
       </w:r>
       <w:r>
-        <w:t xml:space="preserve"> </w:t>
-      </w:r>
-      <w:r>
-        <w:t xml:space="preserve">— pYIN estimates pitch and a voicing probability for every ~10 ms frame, limited to 75–1400 Hz (the guitar's range with margin).</w:t>
+        <w:t xml:space="preserve"> — pYIN estimates pitch and a voicing probability for every ~10 ms frame, limited to 75–1400 Hz (the guitar's range with margin).</w:t>
       </w:r>
     </w:p>
     <w:p>
@@ -2299,10 +2348,7 @@
         <w:t xml:space="preserve">Onset detection</w:t>
       </w:r>
       <w:r>
-        <w:t xml:space="preserve"> </w:t>
-      </w:r>
-      <w:r>
-        <w:t xml:space="preserve">— spectral flux marks where each new note is picked, including repeated notes at the same pitch.</w:t>
+        <w:t xml:space="preserve"> — spectral flux marks where each new note is picked, including repeated notes at the same pitch.</w:t>
       </w:r>
     </w:p>
     <w:p>
@@ -2321,10 +2367,7 @@
         <w:t xml:space="preserve">Note building</w:t>
       </w:r>
       <w:r>
-        <w:t xml:space="preserve"> </w:t>
-      </w:r>
-      <w:r>
-        <w:t xml:space="preserve">— frames between onsets are merged into one note: median pitch rounded to the nearest semitone, start time, end time, confidence.</w:t>
+        <w:t xml:space="preserve"> — frames between onsets are merged into one note: median pitch rounded to the nearest semitone, start time, end time, confidence.</w:t>
       </w:r>
     </w:p>
     <w:p>
@@ -2343,10 +2386,7 @@
         <w:t xml:space="preserve">Clean-up</w:t>
       </w:r>
       <w:r>
-        <w:t xml:space="preserve"> </w:t>
-      </w:r>
-      <w:r>
-        <w:t xml:space="preserve">— drop notes shorter than 40 ms or below the confidence threshold; fix octave jumps that disagree with neighbouring notes; flag doubtful notes for review (FR-13).</w:t>
+        <w:t xml:space="preserve"> — drop notes shorter than 40 ms or below the confidence threshold; fix octave jumps that disagree with neighbouring notes; flag doubtful notes for review (FR-13).</w:t>
       </w:r>
     </w:p>
     <w:p>
@@ -2452,7 +2492,7 @@
         <w:pStyle w:val="FirstParagraph"/>
       </w:pPr>
       <w:r>
-        <w:t xml:space="preserve">The tab is always rendered from a structured note list, so edits change data, not text. v1 shows notes in played order with spacing roughly proportional to time; rhythm values come in a later phase.</w:t>
+        <w:t xml:space="preserve">The tab is always rendered from a structured note list, so edits change data, not text. v1 shows notes in played order with spacing roughly proportional to time. When the take was recorded with a count-in, bar lines are drawn from its tempo (4/4, bar 1 at the start of the take, FR-20); note durations come in a later phase.</w:t>
       </w:r>
     </w:p>
     <w:p>
@@ -2572,7 +2612,7 @@
               <w:jc w:val="left"/>
             </w:pPr>
             <w:r>
-              <w:t xml:space="preserve">id, title, createdAt, durationMs, audioRef, sampleRate, tuning ("EADGBE"), analysisVersion</w:t>
+              <w:t xml:space="preserve">id, title, createdAt, durationMs, audioRef, sampleRate, tuning ("EADGBE"), analysisVersion, countInBpm (optional)</w:t>
             </w:r>
           </w:p>
         </w:tc>
@@ -2624,7 +2664,7 @@
               <w:jc w:val="left"/>
             </w:pPr>
             <w:r>
-              <w:t xml:space="preserve">sensitivity, minNoteMs, confidenceThreshold, maxFret</w:t>
+              <w:t xml:space="preserve">sensitivity, minNoteMs, maxFret (confidence threshold is derived from sensitivity)</w:t>
             </w:r>
           </w:p>
         </w:tc>
@@ -2650,7 +2690,7 @@
               <w:jc w:val="left"/>
             </w:pPr>
             <w:r>
-              <w:t xml:space="preserve">id, takeId, type (fret, string, insert, delete), before, after, timestamp — for undo/redo</w:t>
+              <w:t xml:space="preserve">type (fret, string, insert, delete), before, after — held in memory for undo/redo during the session; not saved</w:t>
             </w:r>
           </w:p>
         </w:tc>
@@ -2661,10 +2701,7 @@
         <w:pStyle w:val="BodyText"/>
       </w:pPr>
       <w:r>
-        <w:t xml:space="preserve">The</w:t>
-      </w:r>
-      <w:r>
-        <w:t xml:space="preserve"> </w:t>
+        <w:t xml:space="preserve">The </w:t>
       </w:r>
       <w:r>
         <w:rPr>
@@ -2673,13 +2710,7 @@
         <w:t xml:space="preserve">.txt</w:t>
       </w:r>
       <w:r>
-        <w:t xml:space="preserve"> </w:t>
-      </w:r>
-      <w:r>
-        <w:t xml:space="preserve">export wraps at 80 characters per line and includes a header with the title, tuning and date. Storing</w:t>
-      </w:r>
-      <w:r>
-        <w:t xml:space="preserve"> </w:t>
+        <w:t xml:space="preserve"> export wraps at 80 characters per line and includes a header with the title, tuning and date. Storing </w:t>
       </w:r>
       <w:r>
         <w:rPr>
@@ -2688,10 +2719,7 @@
         <w:t xml:space="preserve">analysisVersion</w:t>
       </w:r>
       <w:r>
-        <w:t xml:space="preserve"> </w:t>
-      </w:r>
-      <w:r>
-        <w:t xml:space="preserve">lets a later, better engine re-analyze old takes without losing user edits to locked notes.</w:t>
+        <w:t xml:space="preserve"> lets a later, better engine re-analyze old takes without losing user edits to locked notes.</w:t>
       </w:r>
     </w:p>
     <w:bookmarkEnd w:id="29"/>
@@ -2995,7 +3023,7 @@
           <w:bCs/>
           <w:b/>
         </w:rPr>
-        <w:t xml:space="preserve">Open questions</w:t>
+        <w:t xml:space="preserve">Resolved questions</w:t>
       </w:r>
     </w:p>
     <w:p>
@@ -3007,7 +3035,7 @@
         <w:pStyle w:val="Compact"/>
       </w:pPr>
       <w:r>
-        <w:t xml:space="preserve">☐ Is opt-in, anonymous crash reporting acceptable under the privacy promise?</w:t>
+        <w:t xml:space="preserve">☑ Opt-in, anonymous crash reporting is acceptable under the privacy promise (permitted, not required for v1).</w:t>
       </w:r>
     </w:p>
     <w:p>
@@ -3019,7 +3047,7 @@
         <w:pStyle w:val="Compact"/>
       </w:pPr>
       <w:r>
-        <w:t xml:space="preserve">☐ Should electric guitar through an audio interface be supported in v1, or microphone only?</w:t>
+        <w:t xml:space="preserve">☑ Microphone only in v1; audio-interface input is a later phase.</w:t>
       </w:r>
     </w:p>
     <w:p>
@@ -3031,7 +3059,7 @@
         <w:pStyle w:val="Compact"/>
       </w:pPr>
       <w:r>
-        <w:t xml:space="preserve">☐ Accuracy test set: who records it, and how many takes and players are enough?</w:t>
+        <w:t xml:space="preserve">☑ The project owner records the accuracy test set; one player is enough, and real recordings gate CI once there are ≥ 20 takes.</w:t>
       </w:r>
     </w:p>
     <w:p>
@@ -3043,7 +3071,7 @@
         <w:pStyle w:val="Compact"/>
       </w:pPr>
       <w:r>
-        <w:t xml:space="preserve">☐ Brand name and trademark check for "TabCreator".</w:t>
+        <w:t xml:space="preserve">☑ Trademark conflicts for "TabCreator" are ignored.</w:t>
       </w:r>
     </w:p>
     <w:p>
@@ -3055,7 +3083,31 @@
         <w:pStyle w:val="Compact"/>
       </w:pPr>
       <w:r>
-        <w:t xml:space="preserve">☐ Should v1 include a basic rhythm hint (bar lines from the count-in tempo), or pure note order?</w:t>
+        <w:t xml:space="preserve">☑ v1 includes a basic rhythm hint: bar lines from the count-in tempo (FR-20).</w:t>
+      </w:r>
+    </w:p>
+    <w:p>
+      <w:pPr>
+        <w:numPr>
+          <w:ilvl w:val="0"/>
+          <w:numId w:val="1004"/>
+        </w:numPr>
+        <w:pStyle w:val="Compact"/>
+      </w:pPr>
+      <w:r>
+        <w:t xml:space="preserve">☑ Undo/redo history does not need to survive a page reload.</w:t>
+      </w:r>
+    </w:p>
+    <w:p>
+      <w:pPr>
+        <w:numPr>
+          <w:ilvl w:val="0"/>
+          <w:numId w:val="1004"/>
+        </w:numPr>
+        <w:pStyle w:val="Compact"/>
+      </w:pPr>
+      <w:r>
+        <w:t xml:space="preserve">☑ The confidence threshold has no separate setting; it is derived from sensitivity.</w:t>
       </w:r>
     </w:p>
     <w:bookmarkEnd w:id="30"/>

--- a/TabCreator-Requirements.docx
+++ b/TabCreator-Requirements.docx
@@ -2,7 +2,7 @@
 <file path=word/document.xml><?xml version="1.0" encoding="utf-8"?>
 <w:document xmlns:w="http://schemas.openxmlformats.org/wordprocessingml/2006/main" xmlns:m="http://schemas.openxmlformats.org/officeDocument/2006/math" xmlns:r="http://schemas.openxmlformats.org/officeDocument/2006/relationships" xmlns:o="urn:schemas-microsoft-com:office:office" xmlns:v="urn:schemas-microsoft-com:vml" xmlns:w10="urn:schemas-microsoft-com:office:word" xmlns:a="http://schemas.openxmlformats.org/drawingml/2006/main" xmlns:pic="http://schemas.openxmlformats.org/drawingml/2006/picture" xmlns:wp="http://schemas.openxmlformats.org/drawingml/2006/wordprocessingDrawing">
   <w:body>
-    <w:bookmarkStart w:id="31" w:name="tabcreator--requirements"/>
+    <w:bookmarkStart w:id="44" w:name="tabcreator--requirements"/>
     <w:p>
       <w:pPr>
         <w:pStyle w:val="Heading1"/>
@@ -24,10 +24,54 @@
         <w:pStyle w:val="BodyText"/>
       </w:pPr>
       <w:r>
-        <w:t xml:space="preserve">TabCreator records single-note guitar playing through the device microphone and turns it into editable ASCII tablature, entirely on the device. v1 ships as a browser-based web app for laptops and desktops, for standard-tuned 6-string guitar, with chord detection deferred to a later phase.</w:t>
-      </w:r>
-    </w:p>
-    <w:bookmarkStart w:id="20" w:name="scope-and-decisions"/>
+        <w:t xml:space="preserve">TabCreator records single-note guitar playing through the device microphone and turns it into editable ASCII tablature, entirely on the device. v1 ships as a web app for desktop Chrome, for standard-tuned 6-string guitar, with chord detection deferred to a later phase.</w:t>
+      </w:r>
+    </w:p>
+    <w:p>
+      <w:pPr>
+        <w:pStyle w:val="BodyText"/>
+      </w:pPr>
+      <w:r>
+        <w:rPr>
+          <w:b/>
+          <w:bCs/>
+        </w:rPr>
+        <w:t xml:space="preserve">Why it wins:</w:t>
+      </w:r>
+      <w:r>
+        <w:t xml:space="preserve"> </w:t>
+      </w:r>
+      <w:r>
+        <w:t xml:space="preserve">it is the only free tool that turns your playing into editable tab, because it runs entirely on your own machine. Other free options (TuxGuitar, slow-down-and-transcribe-by-ear tools) are manual; automatic audio-to-tab services are paid or limited and upload your audio. Running on the device means no server costs, no accounts and no uploads — which is what keeps it free.</w:t>
+      </w:r>
+    </w:p>
+    <w:p>
+      <w:pPr>
+        <w:pStyle w:val="BodyText"/>
+      </w:pPr>
+      <w:r>
+        <w:t xml:space="preserve">TabCreator is a personal project, likely to be open-sourced.</w:t>
+      </w:r>
+    </w:p>
+    <w:p>
+      <w:pPr>
+        <w:pStyle w:val="BodyText"/>
+      </w:pPr>
+      <w:r>
+        <w:rPr>
+          <w:b/>
+          <w:bCs/>
+        </w:rPr>
+        <w:t xml:space="preserve">Success signal:</w:t>
+      </w:r>
+      <w:r>
+        <w:t xml:space="preserve"> </w:t>
+      </w:r>
+      <w:r>
+        <w:t xml:space="preserve">the owner uses TabCreator to capture their own riffs instead of writing them out by hand, and fixes no more than about 1 note in 10 on those recordings (measured on the real-recording test set, NFR-01/NFR-03).</w:t>
+      </w:r>
+    </w:p>
+    <w:bookmarkStart w:id="33" w:name="scope-and-decisions"/>
     <w:p>
       <w:pPr>
         <w:pStyle w:val="Heading2"/>
@@ -49,7 +93,6 @@
         <w:tblStyle w:val="Table"/>
         <w:tblW w:type="auto" w:w="0"/>
         <w:tblLook w:firstRow="1" w:lastRow="0" w:firstColumn="0" w:lastColumn="0" w:noHBand="0" w:noVBand="0" w:val="0020"/>
-        <w:jc w:val="start"/>
       </w:tblPr>
       <w:tblGrid>
         <w:gridCol w:w="2640"/>
@@ -58,14 +101,13 @@
       </w:tblGrid>
       <w:tr>
         <w:trPr>
-          <w:tblHeader w:val="true"/>
+          <w:tblHeader w:val="on"/>
         </w:trPr>
         <w:tc>
           <w:tcPr/>
           <w:p>
             <w:pPr>
               <w:pStyle w:val="Compact"/>
-              <w:jc w:val="left"/>
             </w:pPr>
             <w:r>
               <w:t xml:space="preserve">Area</w:t>
@@ -77,7 +119,6 @@
           <w:p>
             <w:pPr>
               <w:pStyle w:val="Compact"/>
-              <w:jc w:val="left"/>
             </w:pPr>
             <w:r>
               <w:t xml:space="preserve">v1 decision</w:t>
@@ -89,7 +130,6 @@
           <w:p>
             <w:pPr>
               <w:pStyle w:val="Compact"/>
-              <w:jc w:val="left"/>
             </w:pPr>
             <w:r>
               <w:t xml:space="preserve">Later phase</w:t>
@@ -103,7 +143,6 @@
           <w:p>
             <w:pPr>
               <w:pStyle w:val="Compact"/>
-              <w:jc w:val="left"/>
             </w:pPr>
             <w:r>
               <w:t xml:space="preserve">Platform</w:t>
@@ -115,33 +154,30 @@
           <w:p>
             <w:pPr>
               <w:pStyle w:val="Compact"/>
-              <w:jc w:val="left"/>
-            </w:pPr>
-            <w:r>
-              <w:t xml:space="preserve">Web app in desktop browsers (Chrome, Edge, Safari, Firefox), installable as a PWA</w:t>
-            </w:r>
-          </w:p>
-        </w:tc>
-        <w:tc>
-          <w:tcPr/>
-          <w:p>
-            <w:pPr>
-              <w:pStyle w:val="Compact"/>
-              <w:jc w:val="left"/>
-            </w:pPr>
-            <w:r>
-              <w:t xml:space="preserve">Desktop wrapper if demand exists</w:t>
-            </w:r>
-          </w:p>
-        </w:tc>
-      </w:tr>
-      <w:tr>
-        <w:tc>
-          <w:tcPr/>
-          <w:p>
-            <w:pPr>
-              <w:pStyle w:val="Compact"/>
-              <w:jc w:val="left"/>
+            </w:pPr>
+            <w:r>
+              <w:t xml:space="preserve">Web app in desktop Chrome (Windows, macOS), installable as a PWA; other Chromium browsers (Edge, Brave, Arc) best-effort, untested</w:t>
+            </w:r>
+          </w:p>
+        </w:tc>
+        <w:tc>
+          <w:tcPr/>
+          <w:p>
+            <w:pPr>
+              <w:pStyle w:val="Compact"/>
+            </w:pPr>
+            <w:r>
+              <w:t xml:space="preserve">Other browsers; desktop wrapper if demand exists</w:t>
+            </w:r>
+          </w:p>
+        </w:tc>
+      </w:tr>
+      <w:tr>
+        <w:tc>
+          <w:tcPr/>
+          <w:p>
+            <w:pPr>
+              <w:pStyle w:val="Compact"/>
             </w:pPr>
             <w:r>
               <w:t xml:space="preserve">Playing style</w:t>
@@ -153,7 +189,6 @@
           <w:p>
             <w:pPr>
               <w:pStyle w:val="Compact"/>
-              <w:jc w:val="left"/>
             </w:pPr>
             <w:r>
               <w:t xml:space="preserve">Single notes (monophonic): melodies, riffs, solos</w:t>
@@ -165,7 +200,6 @@
           <w:p>
             <w:pPr>
               <w:pStyle w:val="Compact"/>
-              <w:jc w:val="left"/>
             </w:pPr>
             <w:r>
               <w:t xml:space="preserve">Chords and double-stops (polyphonic)</w:t>
@@ -179,7 +213,6 @@
           <w:p>
             <w:pPr>
               <w:pStyle w:val="Compact"/>
-              <w:jc w:val="left"/>
             </w:pPr>
             <w:r>
               <w:t xml:space="preserve">Timing</w:t>
@@ -191,7 +224,6 @@
           <w:p>
             <w:pPr>
               <w:pStyle w:val="Compact"/>
-              <w:jc w:val="left"/>
             </w:pPr>
             <w:r>
               <w:t xml:space="preserve">Analyze after recording stops</w:t>
@@ -203,7 +235,6 @@
           <w:p>
             <w:pPr>
               <w:pStyle w:val="Compact"/>
-              <w:jc w:val="left"/>
             </w:pPr>
             <w:r>
               <w:t xml:space="preserve">Live preview while playing</w:t>
@@ -217,7 +248,6 @@
           <w:p>
             <w:pPr>
               <w:pStyle w:val="Compact"/>
-              <w:jc w:val="left"/>
             </w:pPr>
             <w:r>
               <w:t xml:space="preserve">Instrument</w:t>
@@ -229,7 +259,6 @@
           <w:p>
             <w:pPr>
               <w:pStyle w:val="Compact"/>
-              <w:jc w:val="left"/>
             </w:pPr>
             <w:r>
               <w:t xml:space="preserve">6-string guitar, standard tuning (E A D G B E), no capo</w:t>
@@ -241,7 +270,6 @@
           <w:p>
             <w:pPr>
               <w:pStyle w:val="Compact"/>
-              <w:jc w:val="left"/>
             </w:pPr>
             <w:r>
               <w:t xml:space="preserve">Alternate tunings, capo, 7-string, bass</w:t>
@@ -255,7 +283,6 @@
           <w:p>
             <w:pPr>
               <w:pStyle w:val="Compact"/>
-              <w:jc w:val="left"/>
             </w:pPr>
             <w:r>
               <w:t xml:space="preserve">String/fret choice</w:t>
@@ -267,7 +294,6 @@
           <w:p>
             <w:pPr>
               <w:pStyle w:val="Compact"/>
-              <w:jc w:val="left"/>
             </w:pPr>
             <w:r>
               <w:t xml:space="preserve">Automatic, optimized for playability; user can override</w:t>
@@ -279,7 +305,6 @@
           <w:p>
             <w:pPr>
               <w:pStyle w:val="Compact"/>
-              <w:jc w:val="left"/>
             </w:pPr>
             <w:r>
               <w:t xml:space="preserve">Hand-position hint ("I'm at fret 5")</w:t>
@@ -293,7 +318,6 @@
           <w:p>
             <w:pPr>
               <w:pStyle w:val="Compact"/>
-              <w:jc w:val="left"/>
             </w:pPr>
             <w:r>
               <w:t xml:space="preserve">Input</w:t>
@@ -305,7 +329,6 @@
           <w:p>
             <w:pPr>
               <w:pStyle w:val="Compact"/>
-              <w:jc w:val="left"/>
             </w:pPr>
             <w:r>
               <w:t xml:space="preserve">Microphone only</w:t>
@@ -317,7 +340,6 @@
           <w:p>
             <w:pPr>
               <w:pStyle w:val="Compact"/>
-              <w:jc w:val="left"/>
             </w:pPr>
             <w:r>
               <w:t xml:space="preserve">Electric guitar through an audio interface</w:t>
@@ -331,7 +353,6 @@
           <w:p>
             <w:pPr>
               <w:pStyle w:val="Compact"/>
-              <w:jc w:val="left"/>
             </w:pPr>
             <w:r>
               <w:t xml:space="preserve">Output</w:t>
@@ -343,33 +364,30 @@
           <w:p>
             <w:pPr>
               <w:pStyle w:val="Compact"/>
-              <w:jc w:val="left"/>
-            </w:pPr>
-            <w:r>
-              <w:t xml:space="preserve">ASCII tab with bar lines from the count-in tempo, editable in the app</w:t>
-            </w:r>
-          </w:p>
-        </w:tc>
-        <w:tc>
-          <w:tcPr/>
-          <w:p>
-            <w:pPr>
-              <w:pStyle w:val="Compact"/>
-              <w:jc w:val="left"/>
-            </w:pPr>
-            <w:r>
-              <w:t xml:space="preserve">Full rhythm notation (note durations), Guitar Pro / MusicXML export</w:t>
-            </w:r>
-          </w:p>
-        </w:tc>
-      </w:tr>
-      <w:tr>
-        <w:tc>
-          <w:tcPr/>
-          <w:p>
-            <w:pPr>
-              <w:pStyle w:val="Compact"/>
-              <w:jc w:val="left"/>
+            </w:pPr>
+            <w:r>
+              <w:t xml:space="preserve">ASCII tab with approximate bar lines from the count-in tempo, editable in the app</w:t>
+            </w:r>
+          </w:p>
+        </w:tc>
+        <w:tc>
+          <w:tcPr/>
+          <w:p>
+            <w:pPr>
+              <w:pStyle w:val="Compact"/>
+            </w:pPr>
+            <w:r>
+              <w:t xml:space="preserve">Full rhythm notation (note durations), tempo tracking, Guitar Pro / MusicXML export</w:t>
+            </w:r>
+          </w:p>
+        </w:tc>
+      </w:tr>
+      <w:tr>
+        <w:tc>
+          <w:tcPr/>
+          <w:p>
+            <w:pPr>
+              <w:pStyle w:val="Compact"/>
             </w:pPr>
             <w:r>
               <w:t xml:space="preserve">Storage</w:t>
@@ -381,7 +399,6 @@
           <w:p>
             <w:pPr>
               <w:pStyle w:val="Compact"/>
-              <w:jc w:val="left"/>
             </w:pPr>
             <w:r>
               <w:t xml:space="preserve">In the browser only; no accounts, no server</w:t>
@@ -393,7 +410,6 @@
           <w:p>
             <w:pPr>
               <w:pStyle w:val="Compact"/>
-              <w:jc w:val="left"/>
             </w:pPr>
             <w:r>
               <w:t xml:space="preserve">Optional cloud sync</w:t>
@@ -408,17 +424,20 @@
       </w:pPr>
       <w:r>
         <w:rPr>
+          <w:b/>
           <w:bCs/>
-          <w:b/>
         </w:rPr>
         <w:t xml:space="preserve">Out of scope for v1:</w:t>
       </w:r>
       <w:r>
-        <w:t xml:space="preserve"> chord recognition, rhythm/duration notation beyond count-in bar lines, audio-interface input, techniques (bends, slides, hammer-ons), importing audio files, and sharing to other users.</w:t>
-      </w:r>
-    </w:p>
-    <w:bookmarkEnd w:id="20"/>
-    <w:bookmarkStart w:id="21" w:name="users-and-user-journey"/>
+        <w:t xml:space="preserve"> </w:t>
+      </w:r>
+      <w:r>
+        <w:t xml:space="preserve">chord recognition; rhythm/duration notation beyond count-in bar lines; notating techniques (bends, slides, vibrato, hammer-ons) — though the detector must cope with them (FR-25); audio-interface input; importing audio files; sharing to other users; phones and tablets; browsers other than Chrome; crash reporting or any other telemetry.</w:t>
+      </w:r>
+    </w:p>
+    <w:bookmarkEnd w:id="33"/>
+    <w:bookmarkStart w:id="34" w:name="users-and-user-journey"/>
     <w:p>
       <w:pPr>
         <w:pStyle w:val="Heading2"/>
@@ -437,120 +456,138 @@
     </w:p>
     <w:p>
       <w:pPr>
+        <w:pStyle w:val="Compact"/>
         <w:numPr>
           <w:ilvl w:val="0"/>
           <w:numId w:val="1001"/>
         </w:numPr>
-        <w:pStyle w:val="Compact"/>
       </w:pPr>
       <w:r>
         <w:rPr>
+          <w:b/>
           <w:bCs/>
-          <w:b/>
         </w:rPr>
         <w:t xml:space="preserve">Tune</w:t>
       </w:r>
       <w:r>
-        <w:t xml:space="preserve"> — the built-in tuner confirms the guitar is in standard tuning and the mic level is good.</w:t>
-      </w:r>
-    </w:p>
-    <w:p>
-      <w:pPr>
+        <w:t xml:space="preserve"> </w:t>
+      </w:r>
+      <w:r>
+        <w:t xml:space="preserve">— the built-in tuner confirms the guitar is in standard tuning and the mic level is good.</w:t>
+      </w:r>
+    </w:p>
+    <w:p>
+      <w:pPr>
+        <w:pStyle w:val="Compact"/>
         <w:numPr>
           <w:ilvl w:val="0"/>
           <w:numId w:val="1001"/>
         </w:numPr>
-        <w:pStyle w:val="Compact"/>
       </w:pPr>
       <w:r>
         <w:rPr>
+          <w:b/>
           <w:bCs/>
-          <w:b/>
         </w:rPr>
         <w:t xml:space="preserve">Record</w:t>
       </w:r>
       <w:r>
-        <w:t xml:space="preserve"> — click Record (or press Space), play, then stop. A count-in and input-level meter are shown.</w:t>
-      </w:r>
-    </w:p>
-    <w:p>
-      <w:pPr>
+        <w:t xml:space="preserve"> </w:t>
+      </w:r>
+      <w:r>
+        <w:t xml:space="preserve">— click Record (or press Space), play, then stop. A count-in and input-level meter are shown.</w:t>
+      </w:r>
+    </w:p>
+    <w:p>
+      <w:pPr>
+        <w:pStyle w:val="Compact"/>
         <w:numPr>
           <w:ilvl w:val="0"/>
           <w:numId w:val="1001"/>
         </w:numPr>
-        <w:pStyle w:val="Compact"/>
       </w:pPr>
       <w:r>
         <w:rPr>
+          <w:b/>
           <w:bCs/>
-          <w:b/>
         </w:rPr>
         <w:t xml:space="preserve">Analyze</w:t>
       </w:r>
       <w:r>
-        <w:t xml:space="preserve"> — the app detects notes in the browser and shows progress. Target: under 2 seconds for a 60-second take.</w:t>
-      </w:r>
-    </w:p>
-    <w:p>
-      <w:pPr>
+        <w:t xml:space="preserve"> </w:t>
+      </w:r>
+      <w:r>
+        <w:t xml:space="preserve">— the app detects notes in the browser and shows progress. Target: under 2 seconds for a 60-second take.</w:t>
+      </w:r>
+    </w:p>
+    <w:p>
+      <w:pPr>
+        <w:pStyle w:val="Compact"/>
         <w:numPr>
           <w:ilvl w:val="0"/>
           <w:numId w:val="1001"/>
         </w:numPr>
-        <w:pStyle w:val="Compact"/>
       </w:pPr>
       <w:r>
         <w:rPr>
+          <w:b/>
           <w:bCs/>
-          <w:b/>
         </w:rPr>
         <w:t xml:space="preserve">Review</w:t>
       </w:r>
       <w:r>
-        <w:t xml:space="preserve"> — the tab appears, with playback of the recording and a cursor that follows the notes.</w:t>
-      </w:r>
-    </w:p>
-    <w:p>
-      <w:pPr>
+        <w:t xml:space="preserve"> </w:t>
+      </w:r>
+      <w:r>
+        <w:t xml:space="preserve">— the tab appears, with playback of the recording and a cursor that follows the notes.</w:t>
+      </w:r>
+    </w:p>
+    <w:p>
+      <w:pPr>
+        <w:pStyle w:val="Compact"/>
         <w:numPr>
           <w:ilvl w:val="0"/>
           <w:numId w:val="1001"/>
         </w:numPr>
-        <w:pStyle w:val="Compact"/>
       </w:pPr>
       <w:r>
         <w:rPr>
+          <w:b/>
           <w:bCs/>
-          <w:b/>
         </w:rPr>
         <w:t xml:space="preserve">Edit</w:t>
       </w:r>
       <w:r>
-        <w:t xml:space="preserve"> — click a note to change its fret, move it to another string, delete it, or insert a missed note.</w:t>
-      </w:r>
-    </w:p>
-    <w:p>
-      <w:pPr>
+        <w:t xml:space="preserve"> </w:t>
+      </w:r>
+      <w:r>
+        <w:t xml:space="preserve">— click a note to change its fret, move it to another string, delete it, or insert a missed note.</w:t>
+      </w:r>
+    </w:p>
+    <w:p>
+      <w:pPr>
+        <w:pStyle w:val="Compact"/>
         <w:numPr>
           <w:ilvl w:val="0"/>
           <w:numId w:val="1001"/>
         </w:numPr>
-        <w:pStyle w:val="Compact"/>
       </w:pPr>
       <w:r>
         <w:rPr>
+          <w:b/>
           <w:bCs/>
-          <w:b/>
         </w:rPr>
         <w:t xml:space="preserve">Save and export</w:t>
       </w:r>
       <w:r>
-        <w:t xml:space="preserve"> — save to the in-browser library; copy the ASCII tab or download it as a .txt file.</w:t>
-      </w:r>
-    </w:p>
-    <w:bookmarkEnd w:id="21"/>
-    <w:bookmarkStart w:id="22" w:name="functional-requirements"/>
+        <w:t xml:space="preserve"> </w:t>
+      </w:r>
+      <w:r>
+        <w:t xml:space="preserve">— save to the in-browser library; copy the ASCII tab or download it as a .txt file.</w:t>
+      </w:r>
+    </w:p>
+    <w:bookmarkEnd w:id="34"/>
+    <w:bookmarkStart w:id="35" w:name="functional-requirements"/>
     <w:p>
       <w:pPr>
         <w:pStyle w:val="Heading2"/>
@@ -572,7 +609,6 @@
         <w:tblStyle w:val="Table"/>
         <w:tblW w:type="auto" w:w="0"/>
         <w:tblLook w:firstRow="1" w:lastRow="0" w:firstColumn="0" w:lastColumn="0" w:noHBand="0" w:noVBand="0" w:val="0020"/>
-        <w:jc w:val="start"/>
       </w:tblPr>
       <w:tblGrid>
         <w:gridCol w:w="2640"/>
@@ -581,14 +617,13 @@
       </w:tblGrid>
       <w:tr>
         <w:trPr>
-          <w:tblHeader w:val="true"/>
+          <w:tblHeader w:val="on"/>
         </w:trPr>
         <w:tc>
           <w:tcPr/>
           <w:p>
             <w:pPr>
               <w:pStyle w:val="Compact"/>
-              <w:jc w:val="left"/>
             </w:pPr>
             <w:r>
               <w:t xml:space="preserve">ID</w:t>
@@ -600,7 +635,6 @@
           <w:p>
             <w:pPr>
               <w:pStyle w:val="Compact"/>
-              <w:jc w:val="left"/>
             </w:pPr>
             <w:r>
               <w:t xml:space="preserve">Requirement</w:t>
@@ -612,7 +646,6 @@
           <w:p>
             <w:pPr>
               <w:pStyle w:val="Compact"/>
-              <w:jc w:val="left"/>
             </w:pPr>
             <w:r>
               <w:t xml:space="preserve">Priority</w:t>
@@ -626,7 +659,6 @@
           <w:p>
             <w:pPr>
               <w:pStyle w:val="Compact"/>
-              <w:jc w:val="left"/>
             </w:pPr>
             <w:r>
               <w:t xml:space="preserve">FR-01</w:t>
@@ -638,19 +670,17 @@
           <w:p>
             <w:pPr>
               <w:pStyle w:val="Compact"/>
-              <w:jc w:val="left"/>
-            </w:pPr>
-            <w:r>
-              <w:t xml:space="preserve">Request microphone permission with a clear explanation; handle denial gracefully</w:t>
-            </w:r>
-          </w:p>
-        </w:tc>
-        <w:tc>
-          <w:tcPr/>
-          <w:p>
-            <w:pPr>
-              <w:pStyle w:val="Compact"/>
-              <w:jc w:val="left"/>
+            </w:pPr>
+            <w:r>
+              <w:t xml:space="preserve">Request microphone permission with a clear explanation; each error (access denied, no device found, mic in use) shows a specific message and a Try again button that works without reloading the page</w:t>
+            </w:r>
+          </w:p>
+        </w:tc>
+        <w:tc>
+          <w:tcPr/>
+          <w:p>
+            <w:pPr>
+              <w:pStyle w:val="Compact"/>
             </w:pPr>
             <w:r>
               <w:t xml:space="preserve">Must</w:t>
@@ -664,7 +694,6 @@
           <w:p>
             <w:pPr>
               <w:pStyle w:val="Compact"/>
-              <w:jc w:val="left"/>
             </w:pPr>
             <w:r>
               <w:t xml:space="preserve">FR-02</w:t>
@@ -676,7 +705,6 @@
           <w:p>
             <w:pPr>
               <w:pStyle w:val="Compact"/>
-              <w:jc w:val="left"/>
             </w:pPr>
             <w:r>
               <w:t xml:space="preserve">Built-in chromatic tuner for standard tuning, accurate to ±3 cents</w:t>
@@ -688,7 +716,6 @@
           <w:p>
             <w:pPr>
               <w:pStyle w:val="Compact"/>
-              <w:jc w:val="left"/>
             </w:pPr>
             <w:r>
               <w:t xml:space="preserve">Must</w:t>
@@ -702,7 +729,6 @@
           <w:p>
             <w:pPr>
               <w:pStyle w:val="Compact"/>
-              <w:jc w:val="left"/>
             </w:pPr>
             <w:r>
               <w:t xml:space="preserve">FR-03</w:t>
@@ -714,7 +740,6 @@
           <w:p>
             <w:pPr>
               <w:pStyle w:val="Compact"/>
-              <w:jc w:val="left"/>
             </w:pPr>
             <w:r>
               <w:t xml:space="preserve">Input-level meter with clipping and too-quiet warnings before and during recording</w:t>
@@ -726,7 +751,6 @@
           <w:p>
             <w:pPr>
               <w:pStyle w:val="Compact"/>
-              <w:jc w:val="left"/>
             </w:pPr>
             <w:r>
               <w:t xml:space="preserve">Must</w:t>
@@ -740,7 +764,6 @@
           <w:p>
             <w:pPr>
               <w:pStyle w:val="Compact"/>
-              <w:jc w:val="left"/>
             </w:pPr>
             <w:r>
               <w:t xml:space="preserve">FR-04</w:t>
@@ -752,7 +775,6 @@
           <w:p>
             <w:pPr>
               <w:pStyle w:val="Compact"/>
-              <w:jc w:val="left"/>
             </w:pPr>
             <w:r>
               <w:t xml:space="preserve">Record up to 5 minutes per take; start/stop with one click or the Space key</w:t>
@@ -764,7 +786,6 @@
           <w:p>
             <w:pPr>
               <w:pStyle w:val="Compact"/>
-              <w:jc w:val="left"/>
             </w:pPr>
             <w:r>
               <w:t xml:space="preserve">Must</w:t>
@@ -778,7 +799,6 @@
           <w:p>
             <w:pPr>
               <w:pStyle w:val="Compact"/>
-              <w:jc w:val="left"/>
             </w:pPr>
             <w:r>
               <w:t xml:space="preserve">FR-05</w:t>
@@ -790,19 +810,17 @@
           <w:p>
             <w:pPr>
               <w:pStyle w:val="Compact"/>
-              <w:jc w:val="left"/>
-            </w:pPr>
-            <w:r>
-              <w:t xml:space="preserve">Optional metronome count-in (tempo 40–240 BPM)</w:t>
-            </w:r>
-          </w:p>
-        </w:tc>
-        <w:tc>
-          <w:tcPr/>
-          <w:p>
-            <w:pPr>
-              <w:pStyle w:val="Compact"/>
-              <w:jc w:val="left"/>
+            </w:pPr>
+            <w:r>
+              <w:t xml:space="preserve">Optional metronome count-in (tempo 40–240 BPM); analysis ignores the first 100 ms after a count-in so click bleed is never transcribed</w:t>
+            </w:r>
+          </w:p>
+        </w:tc>
+        <w:tc>
+          <w:tcPr/>
+          <w:p>
+            <w:pPr>
+              <w:pStyle w:val="Compact"/>
             </w:pPr>
             <w:r>
               <w:t xml:space="preserve">Should</w:t>
@@ -816,7 +834,6 @@
           <w:p>
             <w:pPr>
               <w:pStyle w:val="Compact"/>
-              <w:jc w:val="left"/>
             </w:pPr>
             <w:r>
               <w:t xml:space="preserve">FR-06</w:t>
@@ -828,7 +845,6 @@
           <w:p>
             <w:pPr>
               <w:pStyle w:val="Compact"/>
-              <w:jc w:val="left"/>
             </w:pPr>
             <w:r>
               <w:t xml:space="preserve">Detect note onsets and pitches (E2 82 Hz to E6 1319 Hz, frets 0–24) from the recording</w:t>
@@ -840,7 +856,6 @@
           <w:p>
             <w:pPr>
               <w:pStyle w:val="Compact"/>
-              <w:jc w:val="left"/>
             </w:pPr>
             <w:r>
               <w:t xml:space="preserve">Must</w:t>
@@ -854,7 +869,6 @@
           <w:p>
             <w:pPr>
               <w:pStyle w:val="Compact"/>
-              <w:jc w:val="left"/>
             </w:pPr>
             <w:r>
               <w:t xml:space="preserve">FR-07</w:t>
@@ -866,19 +880,17 @@
           <w:p>
             <w:pPr>
               <w:pStyle w:val="Compact"/>
-              <w:jc w:val="left"/>
-            </w:pPr>
-            <w:r>
-              <w:t xml:space="preserve">Ignore silence, string noise and pick attacks below a confidence threshold</w:t>
-            </w:r>
-          </w:p>
-        </w:tc>
-        <w:tc>
-          <w:tcPr/>
-          <w:p>
-            <w:pPr>
-              <w:pStyle w:val="Compact"/>
-              <w:jc w:val="left"/>
+            </w:pPr>
+            <w:r>
+              <w:t xml:space="preserve">Ignore silence, string noise and pick attacks below a confidence threshold; the threshold rises as the sensitivity setting (FR-16) falls</w:t>
+            </w:r>
+          </w:p>
+        </w:tc>
+        <w:tc>
+          <w:tcPr/>
+          <w:p>
+            <w:pPr>
+              <w:pStyle w:val="Compact"/>
             </w:pPr>
             <w:r>
               <w:t xml:space="preserve">Must</w:t>
@@ -892,7 +904,6 @@
           <w:p>
             <w:pPr>
               <w:pStyle w:val="Compact"/>
-              <w:jc w:val="left"/>
             </w:pPr>
             <w:r>
               <w:t xml:space="preserve">FR-08</w:t>
@@ -904,19 +915,17 @@
           <w:p>
             <w:pPr>
               <w:pStyle w:val="Compact"/>
-              <w:jc w:val="left"/>
-            </w:pPr>
-            <w:r>
-              <w:t xml:space="preserve">Map each note to a string and fret using the playability algorithm</w:t>
-            </w:r>
-          </w:p>
-        </w:tc>
-        <w:tc>
-          <w:tcPr/>
-          <w:p>
-            <w:pPr>
-              <w:pStyle w:val="Compact"/>
-              <w:jc w:val="left"/>
+            </w:pPr>
+            <w:r>
+              <w:t xml:space="preserve">Map each note to a string and fret using the playability algorithm; re-fits never change locked (edited or confirmed) notes, and notes a re-fit changed are briefly highlighted</w:t>
+            </w:r>
+          </w:p>
+        </w:tc>
+        <w:tc>
+          <w:tcPr/>
+          <w:p>
+            <w:pPr>
+              <w:pStyle w:val="Compact"/>
             </w:pPr>
             <w:r>
               <w:t xml:space="preserve">Must</w:t>
@@ -930,7 +939,6 @@
           <w:p>
             <w:pPr>
               <w:pStyle w:val="Compact"/>
-              <w:jc w:val="left"/>
             </w:pPr>
             <w:r>
               <w:t xml:space="preserve">FR-09</w:t>
@@ -942,7 +950,6 @@
           <w:p>
             <w:pPr>
               <w:pStyle w:val="Compact"/>
-              <w:jc w:val="left"/>
             </w:pPr>
             <w:r>
               <w:t xml:space="preserve">Render the result as 6-line ASCII tab, wrapped to window width</w:t>
@@ -954,7 +961,6 @@
           <w:p>
             <w:pPr>
               <w:pStyle w:val="Compact"/>
-              <w:jc w:val="left"/>
             </w:pPr>
             <w:r>
               <w:t xml:space="preserve">Must</w:t>
@@ -968,7 +974,6 @@
           <w:p>
             <w:pPr>
               <w:pStyle w:val="Compact"/>
-              <w:jc w:val="left"/>
             </w:pPr>
             <w:r>
               <w:t xml:space="preserve">FR-10</w:t>
@@ -980,7 +985,6 @@
           <w:p>
             <w:pPr>
               <w:pStyle w:val="Compact"/>
-              <w:jc w:val="left"/>
             </w:pPr>
             <w:r>
               <w:t xml:space="preserve">Play back the recording with a cursor synced to the tab</w:t>
@@ -992,7 +996,6 @@
           <w:p>
             <w:pPr>
               <w:pStyle w:val="Compact"/>
-              <w:jc w:val="left"/>
             </w:pPr>
             <w:r>
               <w:t xml:space="preserve">Should</w:t>
@@ -1006,7 +1009,6 @@
           <w:p>
             <w:pPr>
               <w:pStyle w:val="Compact"/>
-              <w:jc w:val="left"/>
             </w:pPr>
             <w:r>
               <w:t xml:space="preserve">FR-11</w:t>
@@ -1018,7 +1020,6 @@
           <w:p>
             <w:pPr>
               <w:pStyle w:val="Compact"/>
-              <w:jc w:val="left"/>
             </w:pPr>
             <w:r>
               <w:t xml:space="preserve">Edit a note: change fret, move to another string (same pitch), delete, insert; mouse and keyboard</w:t>
@@ -1030,7 +1031,6 @@
           <w:p>
             <w:pPr>
               <w:pStyle w:val="Compact"/>
-              <w:jc w:val="left"/>
             </w:pPr>
             <w:r>
               <w:t xml:space="preserve">Must</w:t>
@@ -1044,7 +1044,6 @@
           <w:p>
             <w:pPr>
               <w:pStyle w:val="Compact"/>
-              <w:jc w:val="left"/>
             </w:pPr>
             <w:r>
               <w:t xml:space="preserve">FR-12</w:t>
@@ -1056,7 +1055,6 @@
           <w:p>
             <w:pPr>
               <w:pStyle w:val="Compact"/>
-              <w:jc w:val="left"/>
             </w:pPr>
             <w:r>
               <w:t xml:space="preserve">Undo and redo for all edits</w:t>
@@ -1068,7 +1066,6 @@
           <w:p>
             <w:pPr>
               <w:pStyle w:val="Compact"/>
-              <w:jc w:val="left"/>
             </w:pPr>
             <w:r>
               <w:t xml:space="preserve">Must</w:t>
@@ -1082,7 +1079,6 @@
           <w:p>
             <w:pPr>
               <w:pStyle w:val="Compact"/>
-              <w:jc w:val="left"/>
             </w:pPr>
             <w:r>
               <w:t xml:space="preserve">FR-13</w:t>
@@ -1094,19 +1090,17 @@
           <w:p>
             <w:pPr>
               <w:pStyle w:val="Compact"/>
-              <w:jc w:val="left"/>
-            </w:pPr>
-            <w:r>
-              <w:t xml:space="preserve">Show low-confidence notes highlighted so the user knows what to check</w:t>
-            </w:r>
-          </w:p>
-        </w:tc>
-        <w:tc>
-          <w:tcPr/>
-          <w:p>
-            <w:pPr>
-              <w:pStyle w:val="Compact"/>
-              <w:jc w:val="left"/>
+            </w:pPr>
+            <w:r>
+              <w:t xml:space="preserve">Highlight low-confidence notes (confidence within a fixed margin above the threshold) so the user knows what to check; confirming a note clears its flag and locks it</w:t>
+            </w:r>
+          </w:p>
+        </w:tc>
+        <w:tc>
+          <w:tcPr/>
+          <w:p>
+            <w:pPr>
+              <w:pStyle w:val="Compact"/>
             </w:pPr>
             <w:r>
               <w:t xml:space="preserve">Should</w:t>
@@ -1120,7 +1114,6 @@
           <w:p>
             <w:pPr>
               <w:pStyle w:val="Compact"/>
-              <w:jc w:val="left"/>
             </w:pPr>
             <w:r>
               <w:t xml:space="preserve">FR-14</w:t>
@@ -1132,19 +1125,17 @@
           <w:p>
             <w:pPr>
               <w:pStyle w:val="Compact"/>
-              <w:jc w:val="left"/>
-            </w:pPr>
-            <w:r>
-              <w:t xml:space="preserve">Save takes (audio + tab) to an in-browser library; rename, delete, search</w:t>
-            </w:r>
-          </w:p>
-        </w:tc>
-        <w:tc>
-          <w:tcPr/>
-          <w:p>
-            <w:pPr>
-              <w:pStyle w:val="Compact"/>
-              <w:jc w:val="left"/>
+            </w:pPr>
+            <w:r>
+              <w:t xml:space="preserve">Save takes (audio + tab) to an in-browser library; rename, delete, and search by title (case- and accent-insensitive)</w:t>
+            </w:r>
+          </w:p>
+        </w:tc>
+        <w:tc>
+          <w:tcPr/>
+          <w:p>
+            <w:pPr>
+              <w:pStyle w:val="Compact"/>
             </w:pPr>
             <w:r>
               <w:t xml:space="preserve">Must</w:t>
@@ -1158,7 +1149,6 @@
           <w:p>
             <w:pPr>
               <w:pStyle w:val="Compact"/>
-              <w:jc w:val="left"/>
             </w:pPr>
             <w:r>
               <w:t xml:space="preserve">FR-15</w:t>
@@ -1170,7 +1160,6 @@
           <w:p>
             <w:pPr>
               <w:pStyle w:val="Compact"/>
-              <w:jc w:val="left"/>
             </w:pPr>
             <w:r>
               <w:t xml:space="preserve">Copy tab to clipboard and download as .txt</w:t>
@@ -1182,7 +1171,6 @@
           <w:p>
             <w:pPr>
               <w:pStyle w:val="Compact"/>
-              <w:jc w:val="left"/>
             </w:pPr>
             <w:r>
               <w:t xml:space="preserve">Must</w:t>
@@ -1196,7 +1184,6 @@
           <w:p>
             <w:pPr>
               <w:pStyle w:val="Compact"/>
-              <w:jc w:val="left"/>
             </w:pPr>
             <w:r>
               <w:t xml:space="preserve">FR-16</w:t>
@@ -1208,7 +1195,6 @@
           <w:p>
             <w:pPr>
               <w:pStyle w:val="Compact"/>
-              <w:jc w:val="left"/>
             </w:pPr>
             <w:r>
               <w:t xml:space="preserve">Sensitivity setting (noise gate) for noisy rooms</w:t>
@@ -1220,7 +1206,6 @@
           <w:p>
             <w:pPr>
               <w:pStyle w:val="Compact"/>
-              <w:jc w:val="left"/>
             </w:pPr>
             <w:r>
               <w:t xml:space="preserve">Should</w:t>
@@ -1234,7 +1219,6 @@
           <w:p>
             <w:pPr>
               <w:pStyle w:val="Compact"/>
-              <w:jc w:val="left"/>
             </w:pPr>
             <w:r>
               <w:t xml:space="preserve">FR-17</w:t>
@@ -1246,19 +1230,17 @@
           <w:p>
             <w:pPr>
               <w:pStyle w:val="Compact"/>
-              <w:jc w:val="left"/>
-            </w:pPr>
-            <w:r>
-              <w:t xml:space="preserve">Re-run analysis on a saved recording with different settings</w:t>
-            </w:r>
-          </w:p>
-        </w:tc>
-        <w:tc>
-          <w:tcPr/>
-          <w:p>
-            <w:pPr>
-              <w:pStyle w:val="Compact"/>
-              <w:jc w:val="left"/>
+            </w:pPr>
+            <w:r>
+              <w:t xml:space="preserve">Re-run analysis on a saved recording with different settings; locked notes are kept and notes the user deleted do not come back</w:t>
+            </w:r>
+          </w:p>
+        </w:tc>
+        <w:tc>
+          <w:tcPr/>
+          <w:p>
+            <w:pPr>
+              <w:pStyle w:val="Compact"/>
             </w:pPr>
             <w:r>
               <w:t xml:space="preserve">Could</w:t>
@@ -1272,7 +1254,6 @@
           <w:p>
             <w:pPr>
               <w:pStyle w:val="Compact"/>
-              <w:jc w:val="left"/>
             </w:pPr>
             <w:r>
               <w:t xml:space="preserve">FR-18</w:t>
@@ -1284,19 +1265,17 @@
           <w:p>
             <w:pPr>
               <w:pStyle w:val="Compact"/>
-              <w:jc w:val="left"/>
-            </w:pPr>
-            <w:r>
-              <w:t xml:space="preserve">Trim the start/end of a recording before analysis</w:t>
-            </w:r>
-          </w:p>
-        </w:tc>
-        <w:tc>
-          <w:tcPr/>
-          <w:p>
-            <w:pPr>
-              <w:pStyle w:val="Compact"/>
-              <w:jc w:val="left"/>
+            </w:pPr>
+            <w:r>
+              <w:t xml:space="preserve">Trim the start/end of a recording and re-analyze the trimmed range</w:t>
+            </w:r>
+          </w:p>
+        </w:tc>
+        <w:tc>
+          <w:tcPr/>
+          <w:p>
+            <w:pPr>
+              <w:pStyle w:val="Compact"/>
             </w:pPr>
             <w:r>
               <w:t xml:space="preserve">Could</w:t>
@@ -1310,7 +1289,6 @@
           <w:p>
             <w:pPr>
               <w:pStyle w:val="Compact"/>
-              <w:jc w:val="left"/>
             </w:pPr>
             <w:r>
               <w:t xml:space="preserve">FR-19</w:t>
@@ -1322,7 +1300,6 @@
           <w:p>
             <w:pPr>
               <w:pStyle w:val="Compact"/>
-              <w:jc w:val="left"/>
             </w:pPr>
             <w:r>
               <w:t xml:space="preserve">Choose the microphone when more than one is connected</w:t>
@@ -1334,7 +1311,6 @@
           <w:p>
             <w:pPr>
               <w:pStyle w:val="Compact"/>
-              <w:jc w:val="left"/>
             </w:pPr>
             <w:r>
               <w:t xml:space="preserve">Should</w:t>
@@ -1348,7 +1324,6 @@
           <w:p>
             <w:pPr>
               <w:pStyle w:val="Compact"/>
-              <w:jc w:val="left"/>
             </w:pPr>
             <w:r>
               <w:t xml:space="preserve">FR-20</w:t>
@@ -1360,19 +1335,17 @@
           <w:p>
             <w:pPr>
               <w:pStyle w:val="Compact"/>
-              <w:jc w:val="left"/>
-            </w:pPr>
-            <w:r>
-              <w:t xml:space="preserve">Show bar lines in the tab from the count-in tempo (4/4) when the take was recorded with a count-in</w:t>
-            </w:r>
-          </w:p>
-        </w:tc>
-        <w:tc>
-          <w:tcPr/>
-          <w:p>
-            <w:pPr>
-              <w:pStyle w:val="Compact"/>
-              <w:jc w:val="left"/>
+            </w:pPr>
+            <w:r>
+              <w:t xml:space="preserve">Show approximate bar lines in the tab from the count-in tempo (4/4) when the take was recorded with a count-in; the user can hide them. Bar lines are a hint: they drift when the player's tempo drifts</w:t>
+            </w:r>
+          </w:p>
+        </w:tc>
+        <w:tc>
+          <w:tcPr/>
+          <w:p>
+            <w:pPr>
+              <w:pStyle w:val="Compact"/>
             </w:pPr>
             <w:r>
               <w:t xml:space="preserve">Should</w:t>
@@ -1380,9 +1353,184 @@
           </w:p>
         </w:tc>
       </w:tr>
+      <w:tr>
+        <w:tc>
+          <w:tcPr/>
+          <w:p>
+            <w:pPr>
+              <w:pStyle w:val="Compact"/>
+            </w:pPr>
+            <w:r>
+              <w:t xml:space="preserve">FR-21</w:t>
+            </w:r>
+          </w:p>
+        </w:tc>
+        <w:tc>
+          <w:tcPr/>
+          <w:p>
+            <w:pPr>
+              <w:pStyle w:val="Compact"/>
+            </w:pPr>
+            <w:r>
+              <w:t xml:space="preserve">Back up the whole library (takes, tabs, audio) to one file and restore it without creating duplicates; request persistent storage from the browser</w:t>
+            </w:r>
+          </w:p>
+        </w:tc>
+        <w:tc>
+          <w:tcPr/>
+          <w:p>
+            <w:pPr>
+              <w:pStyle w:val="Compact"/>
+            </w:pPr>
+            <w:r>
+              <w:t xml:space="preserve">Should</w:t>
+            </w:r>
+          </w:p>
+        </w:tc>
+      </w:tr>
+      <w:tr>
+        <w:tc>
+          <w:tcPr/>
+          <w:p>
+            <w:pPr>
+              <w:pStyle w:val="Compact"/>
+            </w:pPr>
+            <w:r>
+              <w:t xml:space="preserve">FR-22</w:t>
+            </w:r>
+          </w:p>
+        </w:tc>
+        <w:tc>
+          <w:tcPr/>
+          <w:p>
+            <w:pPr>
+              <w:pStyle w:val="Compact"/>
+            </w:pPr>
+            <w:r>
+              <w:t xml:space="preserve">Every error and empty state shows a specific message and a way forward: no notes found, whole take low-confidence, take clipped throughout, 5-minute auto-stop, mic permission revoked mid-session, storage full, engine failed to load, user left during analysis</w:t>
+            </w:r>
+          </w:p>
+        </w:tc>
+        <w:tc>
+          <w:tcPr/>
+          <w:p>
+            <w:pPr>
+              <w:pStyle w:val="Compact"/>
+            </w:pPr>
+            <w:r>
+              <w:t xml:space="preserve">Must</w:t>
+            </w:r>
+          </w:p>
+        </w:tc>
+      </w:tr>
+      <w:tr>
+        <w:tc>
+          <w:tcPr/>
+          <w:p>
+            <w:pPr>
+              <w:pStyle w:val="Compact"/>
+            </w:pPr>
+            <w:r>
+              <w:t xml:space="preserve">FR-23</w:t>
+            </w:r>
+          </w:p>
+        </w:tc>
+        <w:tc>
+          <w:tcPr/>
+          <w:p>
+            <w:pPr>
+              <w:pStyle w:val="Compact"/>
+            </w:pPr>
+            <w:r>
+              <w:t xml:space="preserve">Warn when the input's sample rate is below 44.1 kHz or the device looks like a Bluetooth headset; if the device disconnects mid-take, stop cleanly and keep the audio captured so far</w:t>
+            </w:r>
+          </w:p>
+        </w:tc>
+        <w:tc>
+          <w:tcPr/>
+          <w:p>
+            <w:pPr>
+              <w:pStyle w:val="Compact"/>
+            </w:pPr>
+            <w:r>
+              <w:t xml:space="preserve">Should</w:t>
+            </w:r>
+          </w:p>
+        </w:tc>
+      </w:tr>
+      <w:tr>
+        <w:tc>
+          <w:tcPr/>
+          <w:p>
+            <w:pPr>
+              <w:pStyle w:val="Compact"/>
+            </w:pPr>
+            <w:r>
+              <w:t xml:space="preserve">FR-24</w:t>
+            </w:r>
+          </w:p>
+        </w:tc>
+        <w:tc>
+          <w:tcPr/>
+          <w:p>
+            <w:pPr>
+              <w:pStyle w:val="Compact"/>
+            </w:pPr>
+            <w:r>
+              <w:t xml:space="preserve">Warn (no automatic correction) when the whole take sits about a quarter-tone or more off A440, and when it contains notes below E2 ("Looks like drop tuning — not supported in v1")</w:t>
+            </w:r>
+          </w:p>
+        </w:tc>
+        <w:tc>
+          <w:tcPr/>
+          <w:p>
+            <w:pPr>
+              <w:pStyle w:val="Compact"/>
+            </w:pPr>
+            <w:r>
+              <w:t xml:space="preserve">Should</w:t>
+            </w:r>
+          </w:p>
+        </w:tc>
+      </w:tr>
+      <w:tr>
+        <w:tc>
+          <w:tcPr/>
+          <w:p>
+            <w:pPr>
+              <w:pStyle w:val="Compact"/>
+            </w:pPr>
+            <w:r>
+              <w:t xml:space="preserve">FR-25</w:t>
+            </w:r>
+          </w:p>
+        </w:tc>
+        <w:tc>
+          <w:tcPr/>
+          <w:p>
+            <w:pPr>
+              <w:pStyle w:val="Compact"/>
+            </w:pPr>
+            <w:r>
+              <w:t xml:space="preserve">Cope with techniques v1 does not notate: ringing strings produce no duplicate notes, vibrato does not split a note, a bend or slide becomes its starting note flagged low-confidence</w:t>
+            </w:r>
+          </w:p>
+        </w:tc>
+        <w:tc>
+          <w:tcPr/>
+          <w:p>
+            <w:pPr>
+              <w:pStyle w:val="Compact"/>
+            </w:pPr>
+            <w:r>
+              <w:t xml:space="preserve">Should</w:t>
+            </w:r>
+          </w:p>
+        </w:tc>
+      </w:tr>
     </w:tbl>
-    <w:bookmarkEnd w:id="22"/>
-    <w:bookmarkStart w:id="23" w:name="non-functional-requirements"/>
+    <w:bookmarkEnd w:id="35"/>
+    <w:bookmarkStart w:id="36" w:name="non-functional-requirements"/>
     <w:p>
       <w:pPr>
         <w:pStyle w:val="Heading2"/>
@@ -1396,7 +1544,6 @@
         <w:tblStyle w:val="Table"/>
         <w:tblW w:type="auto" w:w="0"/>
         <w:tblLook w:firstRow="1" w:lastRow="0" w:firstColumn="0" w:lastColumn="0" w:noHBand="0" w:noVBand="0" w:val="0020"/>
-        <w:jc w:val="start"/>
       </w:tblPr>
       <w:tblGrid>
         <w:gridCol w:w="2640"/>
@@ -1405,14 +1552,13 @@
       </w:tblGrid>
       <w:tr>
         <w:trPr>
-          <w:tblHeader w:val="true"/>
+          <w:tblHeader w:val="on"/>
         </w:trPr>
         <w:tc>
           <w:tcPr/>
           <w:p>
             <w:pPr>
               <w:pStyle w:val="Compact"/>
-              <w:jc w:val="left"/>
             </w:pPr>
             <w:r>
               <w:t xml:space="preserve">ID</w:t>
@@ -1424,7 +1570,6 @@
           <w:p>
             <w:pPr>
               <w:pStyle w:val="Compact"/>
-              <w:jc w:val="left"/>
             </w:pPr>
             <w:r>
               <w:t xml:space="preserve">Category</w:t>
@@ -1436,7 +1581,6 @@
           <w:p>
             <w:pPr>
               <w:pStyle w:val="Compact"/>
-              <w:jc w:val="left"/>
             </w:pPr>
             <w:r>
               <w:t xml:space="preserve">Requirement</w:t>
@@ -1450,7 +1594,6 @@
           <w:p>
             <w:pPr>
               <w:pStyle w:val="Compact"/>
-              <w:jc w:val="left"/>
             </w:pPr>
             <w:r>
               <w:t xml:space="preserve">NFR-01</w:t>
@@ -1462,7 +1605,6 @@
           <w:p>
             <w:pPr>
               <w:pStyle w:val="Compact"/>
-              <w:jc w:val="left"/>
             </w:pPr>
             <w:r>
               <w:t xml:space="preserve">Accuracy</w:t>
@@ -1474,21 +1616,19 @@
           <w:p>
             <w:pPr>
               <w:pStyle w:val="Compact"/>
-              <w:jc w:val="left"/>
-            </w:pPr>
-            <w:r>
-              <w:t xml:space="preserve">≥ 95% of notes detected with correct pitch on clean single-note playing at ≤ 160 BPM sixteenths, acoustic or clean electric, in a quiet room</w:t>
-            </w:r>
-          </w:p>
-        </w:tc>
-      </w:tr>
-      <w:tr>
-        <w:tc>
-          <w:tcPr/>
-          <w:p>
-            <w:pPr>
-              <w:pStyle w:val="Compact"/>
-              <w:jc w:val="left"/>
+            </w:pPr>
+            <w:r>
+              <w:t xml:space="preserve">Note F1 ≥ 0.95 (counts missed and phantom notes; a match is an onset within 50 ms with exact pitch) on clean single-note playing at ≤ 120 BPM sixteenths in a quiet room. Reported, not gating: F1 for a typical laptop mic in a normal room (reference ≥ 0.90) and for faster passages</w:t>
+            </w:r>
+          </w:p>
+        </w:tc>
+      </w:tr>
+      <w:tr>
+        <w:tc>
+          <w:tcPr/>
+          <w:p>
+            <w:pPr>
+              <w:pStyle w:val="Compact"/>
             </w:pPr>
             <w:r>
               <w:t xml:space="preserve">NFR-02</w:t>
@@ -1500,7 +1640,6 @@
           <w:p>
             <w:pPr>
               <w:pStyle w:val="Compact"/>
-              <w:jc w:val="left"/>
             </w:pPr>
             <w:r>
               <w:t xml:space="preserve">Accuracy</w:t>
@@ -1512,21 +1651,19 @@
           <w:p>
             <w:pPr>
               <w:pStyle w:val="Compact"/>
-              <w:jc w:val="left"/>
-            </w:pPr>
-            <w:r>
-              <w:t xml:space="preserve">Octave errors ≤ 2% of detected notes</w:t>
-            </w:r>
-          </w:p>
-        </w:tc>
-      </w:tr>
-      <w:tr>
-        <w:tc>
-          <w:tcPr/>
-          <w:p>
-            <w:pPr>
-              <w:pStyle w:val="Compact"/>
-              <w:jc w:val="left"/>
+            </w:pPr>
+            <w:r>
+              <w:t xml:space="preserve">Octave errors ≤ 2% of detected notes; genuine octave leaps are preserved, and a wrong octave correction counts as an error</w:t>
+            </w:r>
+          </w:p>
+        </w:tc>
+      </w:tr>
+      <w:tr>
+        <w:tc>
+          <w:tcPr/>
+          <w:p>
+            <w:pPr>
+              <w:pStyle w:val="Compact"/>
             </w:pPr>
             <w:r>
               <w:t xml:space="preserve">NFR-03</w:t>
@@ -1538,7 +1675,6 @@
           <w:p>
             <w:pPr>
               <w:pStyle w:val="Compact"/>
-              <w:jc w:val="left"/>
             </w:pPr>
             <w:r>
               <w:t xml:space="preserve">Accuracy</w:t>
@@ -1550,7 +1686,6 @@
           <w:p>
             <w:pPr>
               <w:pStyle w:val="Compact"/>
-              <w:jc w:val="left"/>
             </w:pPr>
             <w:r>
               <w:t xml:space="preserve">Default string/fret choice matches a human transcriber's in ≥ 80% of notes on the test set</w:t>
@@ -1564,7 +1699,6 @@
           <w:p>
             <w:pPr>
               <w:pStyle w:val="Compact"/>
-              <w:jc w:val="left"/>
             </w:pPr>
             <w:r>
               <w:t xml:space="preserve">NFR-04</w:t>
@@ -1576,7 +1710,6 @@
           <w:p>
             <w:pPr>
               <w:pStyle w:val="Compact"/>
-              <w:jc w:val="left"/>
             </w:pPr>
             <w:r>
               <w:t xml:space="preserve">Performance</w:t>
@@ -1588,7 +1721,6 @@
           <w:p>
             <w:pPr>
               <w:pStyle w:val="Compact"/>
-              <w:jc w:val="left"/>
             </w:pPr>
             <w:r>
               <w:t xml:space="preserve">Analysis of a 60 s take completes in ≤ 2 s on a 2022 mid-range laptop</w:t>
@@ -1602,7 +1734,6 @@
           <w:p>
             <w:pPr>
               <w:pStyle w:val="Compact"/>
-              <w:jc w:val="left"/>
             </w:pPr>
             <w:r>
               <w:t xml:space="preserve">NFR-05</w:t>
@@ -1614,7 +1745,6 @@
           <w:p>
             <w:pPr>
               <w:pStyle w:val="Compact"/>
-              <w:jc w:val="left"/>
             </w:pPr>
             <w:r>
               <w:t xml:space="preserve">Performance</w:t>
@@ -1626,7 +1756,6 @@
           <w:p>
             <w:pPr>
               <w:pStyle w:val="Compact"/>
-              <w:jc w:val="left"/>
             </w:pPr>
             <w:r>
               <w:t xml:space="preserve">Tab editor responds to a click or keystroke in ≤ 100 ms</w:t>
@@ -1640,7 +1769,6 @@
           <w:p>
             <w:pPr>
               <w:pStyle w:val="Compact"/>
-              <w:jc w:val="left"/>
             </w:pPr>
             <w:r>
               <w:t xml:space="preserve">NFR-06</w:t>
@@ -1652,7 +1780,6 @@
           <w:p>
             <w:pPr>
               <w:pStyle w:val="Compact"/>
-              <w:jc w:val="left"/>
             </w:pPr>
             <w:r>
               <w:t xml:space="preserve">Privacy</w:t>
@@ -1664,21 +1791,19 @@
           <w:p>
             <w:pPr>
               <w:pStyle w:val="Compact"/>
-              <w:jc w:val="left"/>
-            </w:pPr>
-            <w:r>
-              <w:t xml:space="preserve">All audio processing in the browser; no audio, tab or analytics data leaves the machine without explicit opt-in. Opt-in, anonymous crash reporting is permitted</w:t>
-            </w:r>
-          </w:p>
-        </w:tc>
-      </w:tr>
-      <w:tr>
-        <w:tc>
-          <w:tcPr/>
-          <w:p>
-            <w:pPr>
-              <w:pStyle w:val="Compact"/>
-              <w:jc w:val="left"/>
+            </w:pPr>
+            <w:r>
+              <w:t xml:space="preserve">All audio processing in the browser; no audio, tab, analytics or crash data ever leaves the machine</w:t>
+            </w:r>
+          </w:p>
+        </w:tc>
+      </w:tr>
+      <w:tr>
+        <w:tc>
+          <w:tcPr/>
+          <w:p>
+            <w:pPr>
+              <w:pStyle w:val="Compact"/>
             </w:pPr>
             <w:r>
               <w:t xml:space="preserve">NFR-07</w:t>
@@ -1690,7 +1815,6 @@
           <w:p>
             <w:pPr>
               <w:pStyle w:val="Compact"/>
-              <w:jc w:val="left"/>
             </w:pPr>
             <w:r>
               <w:t xml:space="preserve">Offline</w:t>
@@ -1702,7 +1826,6 @@
           <w:p>
             <w:pPr>
               <w:pStyle w:val="Compact"/>
-              <w:jc w:val="left"/>
             </w:pPr>
             <w:r>
               <w:t xml:space="preserve">Every feature works with no network after first load (installable PWA with offline cache)</w:t>
@@ -1716,7 +1839,6 @@
           <w:p>
             <w:pPr>
               <w:pStyle w:val="Compact"/>
-              <w:jc w:val="left"/>
             </w:pPr>
             <w:r>
               <w:t xml:space="preserve">NFR-08</w:t>
@@ -1728,7 +1850,6 @@
           <w:p>
             <w:pPr>
               <w:pStyle w:val="Compact"/>
-              <w:jc w:val="left"/>
             </w:pPr>
             <w:r>
               <w:t xml:space="preserve">Browsers</w:t>
@@ -1740,21 +1861,19 @@
           <w:p>
             <w:pPr>
               <w:pStyle w:val="Compact"/>
-              <w:jc w:val="left"/>
-            </w:pPr>
-            <w:r>
-              <w:t xml:space="preserve">Last 2 versions of Chrome, Edge, Safari and Firefox on Windows and macOS</w:t>
-            </w:r>
-          </w:p>
-        </w:tc>
-      </w:tr>
-      <w:tr>
-        <w:tc>
-          <w:tcPr/>
-          <w:p>
-            <w:pPr>
-              <w:pStyle w:val="Compact"/>
-              <w:jc w:val="left"/>
+            </w:pPr>
+            <w:r>
+              <w:t xml:space="preserve">Last 2 versions of desktop Chrome on Windows and macOS; other Chromium browsers best-effort, not tested or blocked</w:t>
+            </w:r>
+          </w:p>
+        </w:tc>
+      </w:tr>
+      <w:tr>
+        <w:tc>
+          <w:tcPr/>
+          <w:p>
+            <w:pPr>
+              <w:pStyle w:val="Compact"/>
             </w:pPr>
             <w:r>
               <w:t xml:space="preserve">NFR-09</w:t>
@@ -1766,7 +1885,6 @@
           <w:p>
             <w:pPr>
               <w:pStyle w:val="Compact"/>
-              <w:jc w:val="left"/>
             </w:pPr>
             <w:r>
               <w:t xml:space="preserve">Storage</w:t>
@@ -1778,7 +1896,6 @@
           <w:p>
             <w:pPr>
               <w:pStyle w:val="Compact"/>
-              <w:jc w:val="left"/>
             </w:pPr>
             <w:r>
               <w:t xml:space="preserve">A 5-minute take uses ≤ 5 MB (compressed audio); user can delete audio and keep the tab</w:t>
@@ -1792,7 +1909,6 @@
           <w:p>
             <w:pPr>
               <w:pStyle w:val="Compact"/>
-              <w:jc w:val="left"/>
             </w:pPr>
             <w:r>
               <w:t xml:space="preserve">NFR-10</w:t>
@@ -1804,7 +1920,6 @@
           <w:p>
             <w:pPr>
               <w:pStyle w:val="Compact"/>
-              <w:jc w:val="left"/>
             </w:pPr>
             <w:r>
               <w:t xml:space="preserve">Accessibility</w:t>
@@ -1816,7 +1931,6 @@
           <w:p>
             <w:pPr>
               <w:pStyle w:val="Compact"/>
-              <w:jc w:val="left"/>
             </w:pPr>
             <w:r>
               <w:t xml:space="preserve">WCAG 2.2 AA; full keyboard operation; tab readable by screen readers as a note list; dark mode</w:t>
@@ -1830,7 +1944,6 @@
           <w:p>
             <w:pPr>
               <w:pStyle w:val="Compact"/>
-              <w:jc w:val="left"/>
             </w:pPr>
             <w:r>
               <w:t xml:space="preserve">NFR-11</w:t>
@@ -1842,7 +1955,6 @@
           <w:p>
             <w:pPr>
               <w:pStyle w:val="Compact"/>
-              <w:jc w:val="left"/>
             </w:pPr>
             <w:r>
               <w:t xml:space="preserve">Reliability</w:t>
@@ -1854,21 +1966,19 @@
           <w:p>
             <w:pPr>
               <w:pStyle w:val="Compact"/>
-              <w:jc w:val="left"/>
-            </w:pPr>
-            <w:r>
-              <w:t xml:space="preserve">A recording is never lost if the tab is closed or the browser crashes mid-analysis</w:t>
-            </w:r>
-          </w:p>
-        </w:tc>
-      </w:tr>
-      <w:tr>
-        <w:tc>
-          <w:tcPr/>
-          <w:p>
-            <w:pPr>
-              <w:pStyle w:val="Compact"/>
-              <w:jc w:val="left"/>
+            </w:pPr>
+            <w:r>
+              <w:t xml:space="preserve">Audio is saved to storage continuously while recording; a closed tab or browser crash loses at most the last second, during recording or analysis</w:t>
+            </w:r>
+          </w:p>
+        </w:tc>
+      </w:tr>
+      <w:tr>
+        <w:tc>
+          <w:tcPr/>
+          <w:p>
+            <w:pPr>
+              <w:pStyle w:val="Compact"/>
             </w:pPr>
             <w:r>
               <w:t xml:space="preserve">NFR-12</w:t>
@@ -1880,7 +1990,6 @@
           <w:p>
             <w:pPr>
               <w:pStyle w:val="Compact"/>
-              <w:jc w:val="left"/>
             </w:pPr>
             <w:r>
               <w:t xml:space="preserve">Maintainability</w:t>
@@ -1892,7 +2001,6 @@
           <w:p>
             <w:pPr>
               <w:pStyle w:val="Compact"/>
-              <w:jc w:val="left"/>
             </w:pPr>
             <w:r>
               <w:t xml:space="preserve">Detection engine is a separate module with an automated accuracy test suite in CI</w:t>
@@ -1901,8 +2009,8 @@
         </w:tc>
       </w:tr>
     </w:tbl>
-    <w:bookmarkEnd w:id="23"/>
-    <w:bookmarkStart w:id="27" w:name="architecture"/>
+    <w:bookmarkEnd w:id="36"/>
+    <w:bookmarkStart w:id="40" w:name="architecture"/>
     <w:p>
       <w:pPr>
         <w:pStyle w:val="Heading2"/>
@@ -1928,18 +2036,18 @@
           <wp:inline>
             <wp:extent cx="5334000" cy="3593431"/>
             <wp:effectExtent b="0" l="0" r="0" t="0"/>
-            <wp:docPr descr="TabCreator architecture · 3 stages, all on device" title="" id="25" name="Picture"/>
+            <wp:docPr descr="TabCreator architecture · 3 stages, all on device" title="" id="38" name="Picture"/>
             <a:graphic>
               <a:graphicData uri="http://schemas.openxmlformats.org/drawingml/2006/picture">
                 <pic:pic>
                   <pic:nvPicPr>
-                    <pic:cNvPr descr="TabCreator-Architecture.png" id="26" name="Picture"/>
+                    <pic:cNvPr descr="TabCreator-Architecture.png" id="39" name="Picture"/>
                     <pic:cNvPicPr>
                       <a:picLocks noChangeArrowheads="1" noChangeAspect="1"/>
                     </pic:cNvPicPr>
                   </pic:nvPicPr>
                   <pic:blipFill>
-                    <a:blip r:embed="rId24"/>
+                    <a:blip r:embed="rId37"/>
                     <a:stretch>
                       <a:fillRect/>
                     </a:stretch>
@@ -1971,7 +2079,7 @@
         <w:pStyle w:val="BodyText"/>
       </w:pPr>
       <w:r>
-        <w:t xml:space="preserve">The recording is written to storage before analysis begins, so a closed tab or browser crash never loses a take (NFR-11). Analysis runs in a Web Worker so the UI stays responsive.</w:t>
+        <w:t xml:space="preserve">Audio is saved to storage continuously while recording, so a closed tab or browser crash never loses a take (NFR-11). Analysis runs in a Web Worker so the UI stays responsive.</w:t>
       </w:r>
     </w:p>
     <w:tbl>
@@ -1979,7 +2087,6 @@
         <w:tblStyle w:val="Table"/>
         <w:tblW w:type="auto" w:w="0"/>
         <w:tblLook w:firstRow="1" w:lastRow="0" w:firstColumn="0" w:lastColumn="0" w:noHBand="0" w:noVBand="0" w:val="0020"/>
-        <w:jc w:val="start"/>
       </w:tblPr>
       <w:tblGrid>
         <w:gridCol w:w="2640"/>
@@ -1988,14 +2095,13 @@
       </w:tblGrid>
       <w:tr>
         <w:trPr>
-          <w:tblHeader w:val="true"/>
+          <w:tblHeader w:val="on"/>
         </w:trPr>
         <w:tc>
           <w:tcPr/>
           <w:p>
             <w:pPr>
               <w:pStyle w:val="Compact"/>
-              <w:jc w:val="left"/>
             </w:pPr>
             <w:r>
               <w:t xml:space="preserve">Layer</w:t>
@@ -2007,7 +2113,6 @@
           <w:p>
             <w:pPr>
               <w:pStyle w:val="Compact"/>
-              <w:jc w:val="left"/>
             </w:pPr>
             <w:r>
               <w:t xml:space="preserve">Recommended choice</w:t>
@@ -2019,7 +2124,6 @@
           <w:p>
             <w:pPr>
               <w:pStyle w:val="Compact"/>
-              <w:jc w:val="left"/>
             </w:pPr>
             <w:r>
               <w:t xml:space="preserve">Why</w:t>
@@ -2033,7 +2137,6 @@
           <w:p>
             <w:pPr>
               <w:pStyle w:val="Compact"/>
-              <w:jc w:val="left"/>
             </w:pPr>
             <w:r>
               <w:t xml:space="preserve">UI</w:t>
@@ -2045,7 +2148,6 @@
           <w:p>
             <w:pPr>
               <w:pStyle w:val="Compact"/>
-              <w:jc w:val="left"/>
             </w:pPr>
             <w:r>
               <w:t xml:space="preserve">React + TypeScript, installable PWA</w:t>
@@ -2057,7 +2159,6 @@
           <w:p>
             <w:pPr>
               <w:pStyle w:val="Compact"/>
-              <w:jc w:val="left"/>
             </w:pPr>
             <w:r>
               <w:t xml:space="preserve">Works offline; installs to the desktop without an app store</w:t>
@@ -2071,7 +2172,6 @@
           <w:p>
             <w:pPr>
               <w:pStyle w:val="Compact"/>
-              <w:jc w:val="left"/>
             </w:pPr>
             <w:r>
               <w:t xml:space="preserve">Audio capture</w:t>
@@ -2083,7 +2183,6 @@
           <w:p>
             <w:pPr>
               <w:pStyle w:val="Compact"/>
-              <w:jc w:val="left"/>
             </w:pPr>
             <w:r>
               <w:t xml:space="preserve">Web Audio API with AudioWorklet; echo cancellation, noise suppression and auto gain turned off</w:t>
@@ -2095,7 +2194,6 @@
           <w:p>
             <w:pPr>
               <w:pStyle w:val="Compact"/>
-              <w:jc w:val="left"/>
             </w:pPr>
             <w:r>
               <w:t xml:space="preserve">Low-latency raw PCM that the browser has not altered</w:t>
@@ -2109,7 +2207,6 @@
           <w:p>
             <w:pPr>
               <w:pStyle w:val="Compact"/>
-              <w:jc w:val="left"/>
             </w:pPr>
             <w:r>
               <w:t xml:space="preserve">Analysis engine</w:t>
@@ -2121,7 +2218,6 @@
           <w:p>
             <w:pPr>
               <w:pStyle w:val="Compact"/>
-              <w:jc w:val="left"/>
             </w:pPr>
             <w:r>
               <w:t xml:space="preserve">Rust compiled to WebAssembly, in a Web Worker</w:t>
@@ -2133,7 +2229,6 @@
           <w:p>
             <w:pPr>
               <w:pStyle w:val="Compact"/>
-              <w:jc w:val="left"/>
             </w:pPr>
             <w:r>
               <w:t xml:space="preserve">Near-native speed; testable outside the browser</w:t>
@@ -2147,7 +2242,6 @@
           <w:p>
             <w:pPr>
               <w:pStyle w:val="Compact"/>
-              <w:jc w:val="left"/>
             </w:pPr>
             <w:r>
               <w:t xml:space="preserve">Pitch model (v1)</w:t>
@@ -2159,7 +2253,6 @@
           <w:p>
             <w:pPr>
               <w:pStyle w:val="Compact"/>
-              <w:jc w:val="left"/>
             </w:pPr>
             <w:r>
               <w:t xml:space="preserve">pYIN pitch tracking + spectral-flux onset detection</w:t>
@@ -2171,7 +2264,6 @@
           <w:p>
             <w:pPr>
               <w:pStyle w:val="Compact"/>
-              <w:jc w:val="left"/>
             </w:pPr>
             <w:r>
               <w:t xml:space="preserve">Proven, lightweight, accurate for single notes; no ML model to ship</w:t>
@@ -2185,7 +2277,6 @@
           <w:p>
             <w:pPr>
               <w:pStyle w:val="Compact"/>
-              <w:jc w:val="left"/>
             </w:pPr>
             <w:r>
               <w:t xml:space="preserve">Pitch model (chords phase)</w:t>
@@ -2197,7 +2288,6 @@
           <w:p>
             <w:pPr>
               <w:pStyle w:val="Compact"/>
-              <w:jc w:val="left"/>
             </w:pPr>
             <w:r>
               <w:t xml:space="preserve">Spotify's open-source Basic Pitch via ONNX Runtime Web</w:t>
@@ -2209,7 +2299,6 @@
           <w:p>
             <w:pPr>
               <w:pStyle w:val="Compact"/>
-              <w:jc w:val="left"/>
             </w:pPr>
             <w:r>
               <w:t xml:space="preserve">Polyphonic note detection that runs in the browser</w:t>
@@ -2223,7 +2312,6 @@
           <w:p>
             <w:pPr>
               <w:pStyle w:val="Compact"/>
-              <w:jc w:val="left"/>
             </w:pPr>
             <w:r>
               <w:t xml:space="preserve">Storage</w:t>
@@ -2235,7 +2323,6 @@
           <w:p>
             <w:pPr>
               <w:pStyle w:val="Compact"/>
-              <w:jc w:val="left"/>
             </w:pPr>
             <w:r>
               <w:t xml:space="preserve">IndexedDB for takes and notes; Origin Private File System for audio</w:t>
@@ -2247,7 +2334,6 @@
           <w:p>
             <w:pPr>
               <w:pStyle w:val="Compact"/>
-              <w:jc w:val="left"/>
             </w:pPr>
             <w:r>
               <w:t xml:space="preserve">Local only, per NFR-06</w:t>
@@ -2264,8 +2350,8 @@
         <w:t xml:space="preserve">Alternatives considered: a desktop app built with Electron or Tauri (better audio-device control, but needs an installer) and a pure TypeScript engine instead of Rust/WebAssembly (simpler build, but slower analysis).</w:t>
       </w:r>
     </w:p>
-    <w:bookmarkEnd w:id="27"/>
-    <w:bookmarkStart w:id="28" w:name="detection-pipeline-and-fret-mapping"/>
+    <w:bookmarkEnd w:id="40"/>
+    <w:bookmarkStart w:id="41" w:name="detection-pipeline-and-fret-mapping"/>
     <w:p>
       <w:pPr>
         <w:pStyle w:val="Heading2"/>
@@ -2288,105 +2374,120 @@
       </w:pPr>
       <w:r>
         <w:rPr>
+          <w:b/>
           <w:bCs/>
-          <w:b/>
         </w:rPr>
         <w:t xml:space="preserve">Audio to notes</w:t>
       </w:r>
     </w:p>
     <w:p>
       <w:pPr>
+        <w:pStyle w:val="Compact"/>
         <w:numPr>
           <w:ilvl w:val="0"/>
           <w:numId w:val="1002"/>
         </w:numPr>
-        <w:pStyle w:val="Compact"/>
       </w:pPr>
       <w:r>
         <w:rPr>
+          <w:b/>
           <w:bCs/>
-          <w:b/>
         </w:rPr>
         <w:t xml:space="preserve">Pre-process</w:t>
       </w:r>
       <w:r>
-        <w:t xml:space="preserve"> — downmix to mono, resample to 22.05 kHz, high-pass at 70 Hz to remove rumble, normalize level.</w:t>
-      </w:r>
-    </w:p>
-    <w:p>
-      <w:pPr>
+        <w:t xml:space="preserve"> </w:t>
+      </w:r>
+      <w:r>
+        <w:t xml:space="preserve">— skip the first 100 ms after a count-in (FR-05), downmix to mono, resample to 22.05 kHz, high-pass at 60 Hz to remove rumble, normalize level.</w:t>
+      </w:r>
+    </w:p>
+    <w:p>
+      <w:pPr>
+        <w:pStyle w:val="Compact"/>
         <w:numPr>
           <w:ilvl w:val="0"/>
           <w:numId w:val="1002"/>
         </w:numPr>
-        <w:pStyle w:val="Compact"/>
       </w:pPr>
       <w:r>
         <w:rPr>
+          <w:b/>
           <w:bCs/>
-          <w:b/>
         </w:rPr>
         <w:t xml:space="preserve">Pitch tracking</w:t>
       </w:r>
       <w:r>
-        <w:t xml:space="preserve"> — pYIN estimates pitch and a voicing probability for every ~10 ms frame, limited to 75–1400 Hz (the guitar's range with margin).</w:t>
-      </w:r>
-    </w:p>
-    <w:p>
-      <w:pPr>
+        <w:t xml:space="preserve"> </w:t>
+      </w:r>
+      <w:r>
+        <w:t xml:space="preserve">— pYIN estimates pitch and a voicing probability for every ~10 ms frame, limited to 75–1400 Hz (the guitar's range with margin).</w:t>
+      </w:r>
+    </w:p>
+    <w:p>
+      <w:pPr>
+        <w:pStyle w:val="Compact"/>
         <w:numPr>
           <w:ilvl w:val="0"/>
           <w:numId w:val="1002"/>
         </w:numPr>
-        <w:pStyle w:val="Compact"/>
       </w:pPr>
       <w:r>
         <w:rPr>
+          <w:b/>
           <w:bCs/>
-          <w:b/>
         </w:rPr>
         <w:t xml:space="preserve">Onset detection</w:t>
       </w:r>
       <w:r>
-        <w:t xml:space="preserve"> — spectral flux marks where each new note is picked, including repeated notes at the same pitch.</w:t>
-      </w:r>
-    </w:p>
-    <w:p>
-      <w:pPr>
+        <w:t xml:space="preserve"> </w:t>
+      </w:r>
+      <w:r>
+        <w:t xml:space="preserve">— spectral flux marks where each new note is picked, including repeated notes at the same pitch; pitch changes add onsets for weakly picked legato notes.</w:t>
+      </w:r>
+    </w:p>
+    <w:p>
+      <w:pPr>
+        <w:pStyle w:val="Compact"/>
         <w:numPr>
           <w:ilvl w:val="0"/>
           <w:numId w:val="1002"/>
         </w:numPr>
-        <w:pStyle w:val="Compact"/>
       </w:pPr>
       <w:r>
         <w:rPr>
+          <w:b/>
           <w:bCs/>
-          <w:b/>
         </w:rPr>
         <w:t xml:space="preserve">Note building</w:t>
       </w:r>
       <w:r>
-        <w:t xml:space="preserve"> — frames between onsets are merged into one note: median pitch rounded to the nearest semitone, start time, end time, confidence.</w:t>
-      </w:r>
-    </w:p>
-    <w:p>
-      <w:pPr>
+        <w:t xml:space="preserve"> </w:t>
+      </w:r>
+      <w:r>
+        <w:t xml:space="preserve">— frames between onsets are merged into one note: median pitch rounded to the nearest semitone, start time, end time, confidence.</w:t>
+      </w:r>
+    </w:p>
+    <w:p>
+      <w:pPr>
+        <w:pStyle w:val="Compact"/>
         <w:numPr>
           <w:ilvl w:val="0"/>
           <w:numId w:val="1002"/>
         </w:numPr>
-        <w:pStyle w:val="Compact"/>
       </w:pPr>
       <w:r>
         <w:rPr>
+          <w:b/>
           <w:bCs/>
-          <w:b/>
         </w:rPr>
         <w:t xml:space="preserve">Clean-up</w:t>
       </w:r>
       <w:r>
-        <w:t xml:space="preserve"> — drop notes shorter than 40 ms or below the confidence threshold; fix octave jumps that disagree with neighbouring notes; flag doubtful notes for review (FR-13).</w:t>
+        <w:t xml:space="preserve"> </w:t>
+      </w:r>
+      <w:r>
+        <w:t xml:space="preserve">— drop notes shorter than 40 ms or below the confidence threshold; correct an octave jump only when its pitch confidence is low; flag doubtful notes for review (FR-13); raise tuning warnings (FR-24).</w:t>
       </w:r>
     </w:p>
     <w:p>
@@ -2395,8 +2496,8 @@
       </w:pPr>
       <w:r>
         <w:rPr>
+          <w:b/>
           <w:bCs/>
-          <w:b/>
         </w:rPr>
         <w:t xml:space="preserve">Notes to string and fret</w:t>
       </w:r>
@@ -2411,62 +2512,62 @@
     </w:p>
     <w:p>
       <w:pPr>
+        <w:pStyle w:val="Compact"/>
         <w:numPr>
           <w:ilvl w:val="0"/>
           <w:numId w:val="1003"/>
         </w:numPr>
+      </w:pPr>
+      <w:r>
+        <w:t xml:space="preserve">Each candidate (string, fret) for a note is a state.</w:t>
+      </w:r>
+    </w:p>
+    <w:p>
+      <w:pPr>
         <w:pStyle w:val="Compact"/>
-      </w:pPr>
-      <w:r>
-        <w:t xml:space="preserve">Each candidate (string, fret) for a note is a state.</w:t>
-      </w:r>
-    </w:p>
-    <w:p>
-      <w:pPr>
         <w:numPr>
           <w:ilvl w:val="0"/>
           <w:numId w:val="1003"/>
         </w:numPr>
+      </w:pPr>
+      <w:r>
+        <w:t xml:space="preserve">The cost of moving between consecutive states grows with the fret distance of the hand shift, string skips, and stretches beyond 4 frets.</w:t>
+      </w:r>
+    </w:p>
+    <w:p>
+      <w:pPr>
         <w:pStyle w:val="Compact"/>
-      </w:pPr>
-      <w:r>
-        <w:t xml:space="preserve">The cost of moving between consecutive states grows with the fret distance of the hand shift, string skips, and stretches beyond 4 frets.</w:t>
-      </w:r>
-    </w:p>
-    <w:p>
-      <w:pPr>
         <w:numPr>
           <w:ilvl w:val="0"/>
           <w:numId w:val="1003"/>
         </w:numPr>
+      </w:pPr>
+      <w:r>
+        <w:t xml:space="preserve">Small biases prefer frets 0–12 and open strings when the surrounding notes are low on the neck.</w:t>
+      </w:r>
+    </w:p>
+    <w:p>
+      <w:pPr>
         <w:pStyle w:val="Compact"/>
-      </w:pPr>
-      <w:r>
-        <w:t xml:space="preserve">Small biases prefer frets 0–12 and open strings when the surrounding notes are low on the neck.</w:t>
-      </w:r>
-    </w:p>
-    <w:p>
-      <w:pPr>
         <w:numPr>
           <w:ilvl w:val="0"/>
           <w:numId w:val="1003"/>
         </w:numPr>
+      </w:pPr>
+      <w:r>
+        <w:t xml:space="preserve">The cheapest path through all notes becomes the default tab.</w:t>
+      </w:r>
+    </w:p>
+    <w:p>
+      <w:pPr>
         <w:pStyle w:val="Compact"/>
-      </w:pPr>
-      <w:r>
-        <w:t xml:space="preserve">The cheapest path through all notes becomes the default tab.</w:t>
-      </w:r>
-    </w:p>
-    <w:p>
-      <w:pPr>
         <w:numPr>
           <w:ilvl w:val="0"/>
           <w:numId w:val="1003"/>
         </w:numPr>
-        <w:pStyle w:val="Compact"/>
-      </w:pPr>
-      <w:r>
-        <w:t xml:space="preserve">When the user moves a note to another string, that choice is locked and the rest of the phrase is re-optimized around it.</w:t>
+      </w:pPr>
+      <w:r>
+        <w:t xml:space="preserve">When the user edits or confirms a note, it is locked; the rest of its phrase is re-optimized around it, never changing other locked notes, and any note the re-fit moved is briefly highlighted. The edit and its re-fit are one undo step.</w:t>
       </w:r>
     </w:p>
     <w:p>
@@ -2477,8 +2578,8 @@
         <w:t xml:space="preserve">Weights for these costs are tuned against the test set in NFR-03.</w:t>
       </w:r>
     </w:p>
-    <w:bookmarkEnd w:id="28"/>
-    <w:bookmarkStart w:id="29" w:name="tab-format-and-data-model"/>
+    <w:bookmarkEnd w:id="41"/>
+    <w:bookmarkStart w:id="42" w:name="tab-format-and-data-model"/>
     <w:p>
       <w:pPr>
         <w:pStyle w:val="Heading2"/>
@@ -2492,7 +2593,7 @@
         <w:pStyle w:val="FirstParagraph"/>
       </w:pPr>
       <w:r>
-        <w:t xml:space="preserve">The tab is always rendered from a structured note list, so edits change data, not text. v1 shows notes in played order with spacing roughly proportional to time. When the take was recorded with a count-in, bar lines are drawn from its tempo (4/4, bar 1 at the start of the take, FR-20); note durations come in a later phase.</w:t>
+        <w:t xml:space="preserve">The tab is always rendered from a structured note list, so edits change data, not text. v1 shows notes in played order with spacing roughly proportional to time. When the take was recorded with a count-in, approximate bar lines are drawn from its tempo (4/4, bar 1 at the start of the take, FR-20); they can be hidden, and note durations come in a later phase.</w:t>
       </w:r>
     </w:p>
     <w:p>
@@ -2556,7 +2657,6 @@
         <w:tblStyle w:val="Table"/>
         <w:tblW w:type="auto" w:w="0"/>
         <w:tblLook w:firstRow="1" w:lastRow="0" w:firstColumn="0" w:lastColumn="0" w:noHBand="0" w:noVBand="0" w:val="0020"/>
-        <w:jc w:val="start"/>
       </w:tblPr>
       <w:tblGrid>
         <w:gridCol w:w="3960"/>
@@ -2564,14 +2664,13 @@
       </w:tblGrid>
       <w:tr>
         <w:trPr>
-          <w:tblHeader w:val="true"/>
+          <w:tblHeader w:val="on"/>
         </w:trPr>
         <w:tc>
           <w:tcPr/>
           <w:p>
             <w:pPr>
               <w:pStyle w:val="Compact"/>
-              <w:jc w:val="left"/>
             </w:pPr>
             <w:r>
               <w:t xml:space="preserve">Entity</w:t>
@@ -2583,7 +2682,6 @@
           <w:p>
             <w:pPr>
               <w:pStyle w:val="Compact"/>
-              <w:jc w:val="left"/>
             </w:pPr>
             <w:r>
               <w:t xml:space="preserve">Key fields</w:t>
@@ -2597,7 +2695,6 @@
           <w:p>
             <w:pPr>
               <w:pStyle w:val="Compact"/>
-              <w:jc w:val="left"/>
             </w:pPr>
             <w:r>
               <w:t xml:space="preserve">Take</w:t>
@@ -2609,7 +2706,6 @@
           <w:p>
             <w:pPr>
               <w:pStyle w:val="Compact"/>
-              <w:jc w:val="left"/>
             </w:pPr>
             <w:r>
               <w:t xml:space="preserve">id, title, createdAt, durationMs, audioRef, sampleRate, tuning ("EADGBE"), analysisVersion, countInBpm (optional)</w:t>
@@ -2623,7 +2719,6 @@
           <w:p>
             <w:pPr>
               <w:pStyle w:val="Compact"/>
-              <w:jc w:val="left"/>
             </w:pPr>
             <w:r>
               <w:t xml:space="preserve">Note</w:t>
@@ -2635,7 +2730,6 @@
           <w:p>
             <w:pPr>
               <w:pStyle w:val="Compact"/>
-              <w:jc w:val="left"/>
             </w:pPr>
             <w:r>
               <w:t xml:space="preserve">id, takeId, startMs, endMs, midiPitch, string (1–6), fret (0–24), confidence (0–1), lockedByUser</w:t>
@@ -2649,7 +2743,30 @@
           <w:p>
             <w:pPr>
               <w:pStyle w:val="Compact"/>
-              <w:jc w:val="left"/>
+            </w:pPr>
+            <w:r>
+              <w:t xml:space="preserve">Deleted note</w:t>
+            </w:r>
+          </w:p>
+        </w:tc>
+        <w:tc>
+          <w:tcPr/>
+          <w:p>
+            <w:pPr>
+              <w:pStyle w:val="Compact"/>
+            </w:pPr>
+            <w:r>
+              <w:t xml:space="preserve">takeId, startMs — remembered so re-analysis does not bring the note back (FR-17)</w:t>
+            </w:r>
+          </w:p>
+        </w:tc>
+      </w:tr>
+      <w:tr>
+        <w:tc>
+          <w:tcPr/>
+          <w:p>
+            <w:pPr>
+              <w:pStyle w:val="Compact"/>
             </w:pPr>
             <w:r>
               <w:t xml:space="preserve">AnalysisSettings</w:t>
@@ -2661,7 +2778,6 @@
           <w:p>
             <w:pPr>
               <w:pStyle w:val="Compact"/>
-              <w:jc w:val="left"/>
             </w:pPr>
             <w:r>
               <w:t xml:space="preserve">sensitivity, minNoteMs, maxFret (confidence threshold is derived from sensitivity)</w:t>
@@ -2675,7 +2791,6 @@
           <w:p>
             <w:pPr>
               <w:pStyle w:val="Compact"/>
-              <w:jc w:val="left"/>
             </w:pPr>
             <w:r>
               <w:t xml:space="preserve">Edit</w:t>
@@ -2687,10 +2802,9 @@
           <w:p>
             <w:pPr>
               <w:pStyle w:val="Compact"/>
-              <w:jc w:val="left"/>
-            </w:pPr>
-            <w:r>
-              <w:t xml:space="preserve">type (fret, string, insert, delete), before, after — held in memory for undo/redo during the session; not saved</w:t>
+            </w:pPr>
+            <w:r>
+              <w:t xml:space="preserve">type (fret, string, insert, delete, confirm), before, after — held in memory for undo/redo during the session; not saved</w:t>
             </w:r>
           </w:p>
         </w:tc>
@@ -2701,7 +2815,10 @@
         <w:pStyle w:val="BodyText"/>
       </w:pPr>
       <w:r>
-        <w:t xml:space="preserve">The </w:t>
+        <w:t xml:space="preserve">The</w:t>
+      </w:r>
+      <w:r>
+        <w:t xml:space="preserve"> </w:t>
       </w:r>
       <w:r>
         <w:rPr>
@@ -2710,7 +2827,13 @@
         <w:t xml:space="preserve">.txt</w:t>
       </w:r>
       <w:r>
-        <w:t xml:space="preserve"> export wraps at 80 characters per line and includes a header with the title, tuning and date. Storing </w:t>
+        <w:t xml:space="preserve"> </w:t>
+      </w:r>
+      <w:r>
+        <w:t xml:space="preserve">export wraps at 80 characters per line and includes a header with the title, tuning and date. Storing</w:t>
+      </w:r>
+      <w:r>
+        <w:t xml:space="preserve"> </w:t>
       </w:r>
       <w:r>
         <w:rPr>
@@ -2719,11 +2842,14 @@
         <w:t xml:space="preserve">analysisVersion</w:t>
       </w:r>
       <w:r>
-        <w:t xml:space="preserve"> lets a later, better engine re-analyze old takes without losing user edits to locked notes.</w:t>
-      </w:r>
-    </w:p>
-    <w:bookmarkEnd w:id="29"/>
-    <w:bookmarkStart w:id="30" w:name="risks-and-open-questions"/>
+        <w:t xml:space="preserve"> </w:t>
+      </w:r>
+      <w:r>
+        <w:t xml:space="preserve">lets a later, better engine re-analyze old takes without losing user edits to locked notes.</w:t>
+      </w:r>
+    </w:p>
+    <w:bookmarkEnd w:id="42"/>
+    <w:bookmarkStart w:id="43" w:name="risks-and-open-questions"/>
     <w:p>
       <w:pPr>
         <w:pStyle w:val="Heading2"/>
@@ -2737,7 +2863,6 @@
         <w:tblStyle w:val="Table"/>
         <w:tblW w:type="auto" w:w="0"/>
         <w:tblLook w:firstRow="1" w:lastRow="0" w:firstColumn="0" w:lastColumn="0" w:noHBand="0" w:noVBand="0" w:val="0020"/>
-        <w:jc w:val="start"/>
       </w:tblPr>
       <w:tblGrid>
         <w:gridCol w:w="2640"/>
@@ -2746,14 +2871,13 @@
       </w:tblGrid>
       <w:tr>
         <w:trPr>
-          <w:tblHeader w:val="true"/>
+          <w:tblHeader w:val="on"/>
         </w:trPr>
         <w:tc>
           <w:tcPr/>
           <w:p>
             <w:pPr>
               <w:pStyle w:val="Compact"/>
-              <w:jc w:val="left"/>
             </w:pPr>
             <w:r>
               <w:t xml:space="preserve">Risk</w:t>
@@ -2765,7 +2889,6 @@
           <w:p>
             <w:pPr>
               <w:pStyle w:val="Compact"/>
-              <w:jc w:val="left"/>
             </w:pPr>
             <w:r>
               <w:t xml:space="preserve">Impact</w:t>
@@ -2777,7 +2900,6 @@
           <w:p>
             <w:pPr>
               <w:pStyle w:val="Compact"/>
-              <w:jc w:val="left"/>
             </w:pPr>
             <w:r>
               <w:t xml:space="preserve">Mitigation</w:t>
@@ -2791,7 +2913,6 @@
           <w:p>
             <w:pPr>
               <w:pStyle w:val="Compact"/>
-              <w:jc w:val="left"/>
             </w:pPr>
             <w:r>
               <w:t xml:space="preserve">Laptop mics pick up room noise, fan hum and speaker bleed</w:t>
@@ -2803,7 +2924,6 @@
           <w:p>
             <w:pPr>
               <w:pStyle w:val="Compact"/>
-              <w:jc w:val="left"/>
             </w:pPr>
             <w:r>
               <w:t xml:space="preserve">Missed or phantom notes</w:t>
@@ -2815,21 +2935,19 @@
           <w:p>
             <w:pPr>
               <w:pStyle w:val="Compact"/>
-              <w:jc w:val="left"/>
-            </w:pPr>
-            <w:r>
-              <w:t xml:space="preserve">Level meter, noise gate (FR-16), confidence flags, guidance to record close to the guitar</w:t>
-            </w:r>
-          </w:p>
-        </w:tc>
-      </w:tr>
-      <w:tr>
-        <w:tc>
-          <w:tcPr/>
-          <w:p>
-            <w:pPr>
-              <w:pStyle w:val="Compact"/>
-              <w:jc w:val="left"/>
+            </w:pPr>
+            <w:r>
+              <w:t xml:space="preserve">Level meter, noise gate (FR-16), confidence flags, guidance to record close to the guitar; laptop-mic accuracy reported in CI (NFR-01)</w:t>
+            </w:r>
+          </w:p>
+        </w:tc>
+      </w:tr>
+      <w:tr>
+        <w:tc>
+          <w:tcPr/>
+          <w:p>
+            <w:pPr>
+              <w:pStyle w:val="Compact"/>
             </w:pPr>
             <w:r>
               <w:t xml:space="preserve">Octave errors on low strings and harmonics</w:t>
@@ -2841,7 +2959,6 @@
           <w:p>
             <w:pPr>
               <w:pStyle w:val="Compact"/>
-              <w:jc w:val="left"/>
             </w:pPr>
             <w:r>
               <w:t xml:space="preserve">Wrong notes on the E and A strings</w:t>
@@ -2853,21 +2970,19 @@
           <w:p>
             <w:pPr>
               <w:pStyle w:val="Compact"/>
-              <w:jc w:val="left"/>
-            </w:pPr>
-            <w:r>
-              <w:t xml:space="preserve">pYIN plus neighbour-based octave correction; dedicated test cases</w:t>
-            </w:r>
-          </w:p>
-        </w:tc>
-      </w:tr>
-      <w:tr>
-        <w:tc>
-          <w:tcPr/>
-          <w:p>
-            <w:pPr>
-              <w:pStyle w:val="Compact"/>
-              <w:jc w:val="left"/>
+            </w:pPr>
+            <w:r>
+              <w:t xml:space="preserve">pYIN plus confidence-gated octave correction; dedicated test cases, including genuine octave leaps</w:t>
+            </w:r>
+          </w:p>
+        </w:tc>
+      </w:tr>
+      <w:tr>
+        <w:tc>
+          <w:tcPr/>
+          <w:p>
+            <w:pPr>
+              <w:pStyle w:val="Compact"/>
             </w:pPr>
             <w:r>
               <w:t xml:space="preserve">Fast legato (hammer-ons, pull-offs) has weak onsets</w:t>
@@ -2879,7 +2994,6 @@
           <w:p>
             <w:pPr>
               <w:pStyle w:val="Compact"/>
-              <w:jc w:val="left"/>
             </w:pPr>
             <w:r>
               <w:t xml:space="preserve">Notes merged together</w:t>
@@ -2891,7 +3005,6 @@
           <w:p>
             <w:pPr>
               <w:pStyle w:val="Compact"/>
-              <w:jc w:val="left"/>
             </w:pPr>
             <w:r>
               <w:t xml:space="preserve">Pitch-change onsets in addition to spectral flux</w:t>
@@ -2905,45 +3018,146 @@
           <w:p>
             <w:pPr>
               <w:pStyle w:val="Compact"/>
-              <w:jc w:val="left"/>
-            </w:pPr>
-            <w:r>
-              <w:t xml:space="preserve">Browsers process mic audio differently (echo cancellation, auto gain, sample rate)</w:t>
-            </w:r>
-          </w:p>
-        </w:tc>
-        <w:tc>
-          <w:tcPr/>
-          <w:p>
-            <w:pPr>
-              <w:pStyle w:val="Compact"/>
-              <w:jc w:val="left"/>
-            </w:pPr>
-            <w:r>
-              <w:t xml:space="preserve">Distorted pitch or level on some browsers</w:t>
-            </w:r>
-          </w:p>
-        </w:tc>
-        <w:tc>
-          <w:tcPr/>
-          <w:p>
-            <w:pPr>
-              <w:pStyle w:val="Compact"/>
-              <w:jc w:val="left"/>
-            </w:pPr>
-            <w:r>
-              <w:t xml:space="preserve">Turn off processing in getUserMedia constraints; cross-browser test matrix</w:t>
-            </w:r>
-          </w:p>
-        </w:tc>
-      </w:tr>
-      <w:tr>
-        <w:tc>
-          <w:tcPr/>
-          <w:p>
-            <w:pPr>
-              <w:pStyle w:val="Compact"/>
-              <w:jc w:val="left"/>
+            </w:pPr>
+            <w:r>
+              <w:t xml:space="preserve">Bends, slides, vibrato and ringing strings are played even though they are not notated</w:t>
+            </w:r>
+          </w:p>
+        </w:tc>
+        <w:tc>
+          <w:tcPr/>
+          <w:p>
+            <w:pPr>
+              <w:pStyle w:val="Compact"/>
+            </w:pPr>
+            <w:r>
+              <w:t xml:space="preserve">Wrong, split or duplicate notes</w:t>
+            </w:r>
+          </w:p>
+        </w:tc>
+        <w:tc>
+          <w:tcPr/>
+          <w:p>
+            <w:pPr>
+              <w:pStyle w:val="Compact"/>
+            </w:pPr>
+            <w:r>
+              <w:t xml:space="preserve">FR-25 behaviour with a test fixture per case</w:t>
+            </w:r>
+          </w:p>
+        </w:tc>
+      </w:tr>
+      <w:tr>
+        <w:tc>
+          <w:tcPr/>
+          <w:p>
+            <w:pPr>
+              <w:pStyle w:val="Compact"/>
+            </w:pPr>
+            <w:r>
+              <w:t xml:space="preserve">Count-in clicks bleed into the take (echo cancellation is off)</w:t>
+            </w:r>
+          </w:p>
+        </w:tc>
+        <w:tc>
+          <w:tcPr/>
+          <w:p>
+            <w:pPr>
+              <w:pStyle w:val="Compact"/>
+            </w:pPr>
+            <w:r>
+              <w:t xml:space="preserve">Phantom note at the start</w:t>
+            </w:r>
+          </w:p>
+        </w:tc>
+        <w:tc>
+          <w:tcPr/>
+          <w:p>
+            <w:pPr>
+              <w:pStyle w:val="Compact"/>
+            </w:pPr>
+            <w:r>
+              <w:t xml:space="preserve">Skip the first 100 ms after a count-in (FR-05); fixture with audible clicks</w:t>
+            </w:r>
+          </w:p>
+        </w:tc>
+      </w:tr>
+      <w:tr>
+        <w:tc>
+          <w:tcPr/>
+          <w:p>
+            <w:pPr>
+              <w:pStyle w:val="Compact"/>
+            </w:pPr>
+            <w:r>
+              <w:t xml:space="preserve">Guitar out of tune, tuned down, or a capo in use</w:t>
+            </w:r>
+          </w:p>
+        </w:tc>
+        <w:tc>
+          <w:tcPr/>
+          <w:p>
+            <w:pPr>
+              <w:pStyle w:val="Compact"/>
+            </w:pPr>
+            <w:r>
+              <w:t xml:space="preserve">Consistently wrong notes</w:t>
+            </w:r>
+          </w:p>
+        </w:tc>
+        <w:tc>
+          <w:tcPr/>
+          <w:p>
+            <w:pPr>
+              <w:pStyle w:val="Compact"/>
+            </w:pPr>
+            <w:r>
+              <w:t xml:space="preserve">Tuner (FR-02); warnings for a detuned take or notes below E2 (FR-24)</w:t>
+            </w:r>
+          </w:p>
+        </w:tc>
+      </w:tr>
+      <w:tr>
+        <w:tc>
+          <w:tcPr/>
+          <w:p>
+            <w:pPr>
+              <w:pStyle w:val="Compact"/>
+            </w:pPr>
+            <w:r>
+              <w:t xml:space="preserve">Bluetooth headset mics switch to low-quality call mode</w:t>
+            </w:r>
+          </w:p>
+        </w:tc>
+        <w:tc>
+          <w:tcPr/>
+          <w:p>
+            <w:pPr>
+              <w:pStyle w:val="Compact"/>
+            </w:pPr>
+            <w:r>
+              <w:t xml:space="preserve">Pitch accuracy destroyed</w:t>
+            </w:r>
+          </w:p>
+        </w:tc>
+        <w:tc>
+          <w:tcPr/>
+          <w:p>
+            <w:pPr>
+              <w:pStyle w:val="Compact"/>
+            </w:pPr>
+            <w:r>
+              <w:t xml:space="preserve">Sample-rate and device warnings (FR-23)</w:t>
+            </w:r>
+          </w:p>
+        </w:tc>
+      </w:tr>
+      <w:tr>
+        <w:tc>
+          <w:tcPr/>
+          <w:p>
+            <w:pPr>
+              <w:pStyle w:val="Compact"/>
             </w:pPr>
             <w:r>
               <w:t xml:space="preserve">Browser storage can be cleared by the user or evicted</w:t>
@@ -2955,7 +3169,6 @@
           <w:p>
             <w:pPr>
               <w:pStyle w:val="Compact"/>
-              <w:jc w:val="left"/>
             </w:pPr>
             <w:r>
               <w:t xml:space="preserve">Saved takes lost</w:t>
@@ -2967,21 +3180,19 @@
           <w:p>
             <w:pPr>
               <w:pStyle w:val="Compact"/>
-              <w:jc w:val="left"/>
-            </w:pPr>
-            <w:r>
-              <w:t xml:space="preserve">Request persistent storage; offer export of the whole library as a file</w:t>
-            </w:r>
-          </w:p>
-        </w:tc>
-      </w:tr>
-      <w:tr>
-        <w:tc>
-          <w:tcPr/>
-          <w:p>
-            <w:pPr>
-              <w:pStyle w:val="Compact"/>
-              <w:jc w:val="left"/>
+            </w:pPr>
+            <w:r>
+              <w:t xml:space="preserve">Request persistent storage; library backup and restore (FR-21)</w:t>
+            </w:r>
+          </w:p>
+        </w:tc>
+      </w:tr>
+      <w:tr>
+        <w:tc>
+          <w:tcPr/>
+          <w:p>
+            <w:pPr>
+              <w:pStyle w:val="Compact"/>
             </w:pPr>
             <w:r>
               <w:t xml:space="preserve">Polyphonic (chord) phase is much harder</w:t>
@@ -2993,7 +3204,6 @@
           <w:p>
             <w:pPr>
               <w:pStyle w:val="Compact"/>
-              <w:jc w:val="left"/>
             </w:pPr>
             <w:r>
               <w:t xml:space="preserve">Phase 2 slips</w:t>
@@ -3005,7 +3215,6 @@
           <w:p>
             <w:pPr>
               <w:pStyle w:val="Compact"/>
-              <w:jc w:val="left"/>
             </w:pPr>
             <w:r>
               <w:t xml:space="preserve">Keep the engine modular; prototype Basic Pitch early</w:t>
@@ -3020,98 +3229,122 @@
       </w:pPr>
       <w:r>
         <w:rPr>
+          <w:b/>
           <w:bCs/>
-          <w:b/>
         </w:rPr>
         <w:t xml:space="preserve">Resolved questions</w:t>
       </w:r>
     </w:p>
     <w:p>
       <w:pPr>
+        <w:pStyle w:val="Compact"/>
         <w:numPr>
           <w:ilvl w:val="0"/>
           <w:numId w:val="1004"/>
         </w:numPr>
+      </w:pPr>
+      <w:r>
+        <w:t xml:space="preserve">No crash reporting or other telemetry in v1; nothing leaves the device. Bug reports come through GitHub issues once the project is open-sourced.</w:t>
+      </w:r>
+    </w:p>
+    <w:p>
+      <w:pPr>
         <w:pStyle w:val="Compact"/>
-      </w:pPr>
-      <w:r>
-        <w:t xml:space="preserve">☑ Opt-in, anonymous crash reporting is acceptable under the privacy promise (permitted, not required for v1).</w:t>
-      </w:r>
-    </w:p>
-    <w:p>
-      <w:pPr>
         <w:numPr>
           <w:ilvl w:val="0"/>
-          <w:numId w:val="1004"/>
+          <w:numId w:val="1005"/>
         </w:numPr>
+      </w:pPr>
+      <w:r>
+        <w:t xml:space="preserve">Microphone only in v1; audio-interface input is a later phase.</w:t>
+      </w:r>
+    </w:p>
+    <w:p>
+      <w:pPr>
         <w:pStyle w:val="Compact"/>
-      </w:pPr>
-      <w:r>
-        <w:t xml:space="preserve">☑ Microphone only in v1; audio-interface input is a later phase.</w:t>
-      </w:r>
-    </w:p>
-    <w:p>
-      <w:pPr>
         <w:numPr>
           <w:ilvl w:val="0"/>
-          <w:numId w:val="1004"/>
+          <w:numId w:val="1006"/>
         </w:numPr>
+      </w:pPr>
+      <w:r>
+        <w:t xml:space="preserve">The project owner records the accuracy test set; one player is enough, and real recordings gate CI once there are ≥ 20 takes.</w:t>
+      </w:r>
+    </w:p>
+    <w:p>
+      <w:pPr>
         <w:pStyle w:val="Compact"/>
-      </w:pPr>
-      <w:r>
-        <w:t xml:space="preserve">☑ The project owner records the accuracy test set; one player is enough, and real recordings gate CI once there are ≥ 20 takes.</w:t>
-      </w:r>
-    </w:p>
-    <w:p>
-      <w:pPr>
         <w:numPr>
           <w:ilvl w:val="0"/>
-          <w:numId w:val="1004"/>
+          <w:numId w:val="1007"/>
         </w:numPr>
+      </w:pPr>
+      <w:r>
+        <w:t xml:space="preserve">Trademark conflicts for "TabCreator" are ignored.</w:t>
+      </w:r>
+    </w:p>
+    <w:p>
+      <w:pPr>
         <w:pStyle w:val="Compact"/>
-      </w:pPr>
-      <w:r>
-        <w:t xml:space="preserve">☑ Trademark conflicts for "TabCreator" are ignored.</w:t>
-      </w:r>
-    </w:p>
-    <w:p>
-      <w:pPr>
         <w:numPr>
           <w:ilvl w:val="0"/>
-          <w:numId w:val="1004"/>
+          <w:numId w:val="1008"/>
         </w:numPr>
+      </w:pPr>
+      <w:r>
+        <w:t xml:space="preserve">v1 includes a basic rhythm hint: approximate bar lines from the count-in tempo that the user can hide (FR-20).</w:t>
+      </w:r>
+    </w:p>
+    <w:p>
+      <w:pPr>
         <w:pStyle w:val="Compact"/>
-      </w:pPr>
-      <w:r>
-        <w:t xml:space="preserve">☑ v1 includes a basic rhythm hint: bar lines from the count-in tempo (FR-20).</w:t>
-      </w:r>
-    </w:p>
-    <w:p>
-      <w:pPr>
         <w:numPr>
           <w:ilvl w:val="0"/>
-          <w:numId w:val="1004"/>
+          <w:numId w:val="1009"/>
         </w:numPr>
+      </w:pPr>
+      <w:r>
+        <w:t xml:space="preserve">Undo/redo history does not need to survive a page reload.</w:t>
+      </w:r>
+    </w:p>
+    <w:p>
+      <w:pPr>
         <w:pStyle w:val="Compact"/>
-      </w:pPr>
-      <w:r>
-        <w:t xml:space="preserve">☑ Undo/redo history does not need to survive a page reload.</w:t>
-      </w:r>
-    </w:p>
-    <w:p>
-      <w:pPr>
         <w:numPr>
           <w:ilvl w:val="0"/>
-          <w:numId w:val="1004"/>
+          <w:numId w:val="1010"/>
         </w:numPr>
+      </w:pPr>
+      <w:r>
+        <w:t xml:space="preserve">The confidence threshold has no separate setting; it is derived from sensitivity.</w:t>
+      </w:r>
+    </w:p>
+    <w:p>
+      <w:pPr>
         <w:pStyle w:val="Compact"/>
-      </w:pPr>
-      <w:r>
-        <w:t xml:space="preserve">☑ The confidence threshold has no separate setting; it is derived from sensitivity.</w:t>
-      </w:r>
-    </w:p>
-    <w:bookmarkEnd w:id="30"/>
-    <w:bookmarkEnd w:id="31"/>
+        <w:numPr>
+          <w:ilvl w:val="0"/>
+          <w:numId w:val="1011"/>
+        </w:numPr>
+      </w:pPr>
+      <w:r>
+        <w:t xml:space="preserve">Desktop Chrome only; phones and tablets are out of scope.</w:t>
+      </w:r>
+    </w:p>
+    <w:p>
+      <w:pPr>
+        <w:pStyle w:val="Compact"/>
+        <w:numPr>
+          <w:ilvl w:val="0"/>
+          <w:numId w:val="1012"/>
+        </w:numPr>
+      </w:pPr>
+      <w:r>
+        <w:t xml:space="preserve">Accuracy gates at 120 BPM sixteenths; faster playing is reported until the engine proves itself.</w:t>
+      </w:r>
+    </w:p>
+    <w:bookmarkEnd w:id="43"/>
+    <w:bookmarkEnd w:id="44"/>
     <w:sectPr/>
   </w:body>
 </w:document>
@@ -3143,14 +3376,14 @@
 <file path=word/numbering.xml><?xml version="1.0" encoding="utf-8"?>
 <w:numbering xmlns:w="http://schemas.openxmlformats.org/wordprocessingml/2006/main">
   <w:abstractNum w:abstractNumId="990">
-    <w:nsid w:val="A990"/>
+    <w:nsid w:val="0000A990"/>
     <w:multiLevelType w:val="multilevel"/>
     <w:lvl w:ilvl="0">
       <w:numFmt w:val="bullet"/>
       <w:lvlText w:val=" "/>
       <w:lvlJc w:val="left"/>
       <w:pPr>
-        <w:ind w:left="720" w:hanging="480"/>
+        <w:ind w:left="720" w:hanging="360"/>
       </w:pPr>
     </w:lvl>
     <w:lvl w:ilvl="1">
@@ -3158,7 +3391,7 @@
       <w:lvlText w:val=" "/>
       <w:lvlJc w:val="left"/>
       <w:pPr>
-        <w:ind w:left="1440" w:hanging="480"/>
+        <w:ind w:left="1440" w:hanging="360"/>
       </w:pPr>
     </w:lvl>
     <w:lvl w:ilvl="2">
@@ -3166,7 +3399,7 @@
       <w:lvlText w:val=" "/>
       <w:lvlJc w:val="left"/>
       <w:pPr>
-        <w:ind w:left="2160" w:hanging="480"/>
+        <w:ind w:left="2160" w:hanging="360"/>
       </w:pPr>
     </w:lvl>
     <w:lvl w:ilvl="3">
@@ -3174,7 +3407,7 @@
       <w:lvlText w:val=" "/>
       <w:lvlJc w:val="left"/>
       <w:pPr>
-        <w:ind w:left="2880" w:hanging="480"/>
+        <w:ind w:left="2880" w:hanging="360"/>
       </w:pPr>
     </w:lvl>
     <w:lvl w:ilvl="4">
@@ -3182,7 +3415,7 @@
       <w:lvlText w:val=" "/>
       <w:lvlJc w:val="left"/>
       <w:pPr>
-        <w:ind w:left="3600" w:hanging="480"/>
+        <w:ind w:left="3600" w:hanging="360"/>
       </w:pPr>
     </w:lvl>
     <w:lvl w:ilvl="5">
@@ -3190,7 +3423,7 @@
       <w:lvlText w:val=" "/>
       <w:lvlJc w:val="left"/>
       <w:pPr>
-        <w:ind w:left="4320" w:hanging="480"/>
+        <w:ind w:left="4320" w:hanging="360"/>
       </w:pPr>
     </w:lvl>
     <w:lvl w:ilvl="6">
@@ -3198,7 +3431,7 @@
       <w:lvlText w:val=" "/>
       <w:lvlJc w:val="left"/>
       <w:pPr>
-        <w:ind w:left="5040" w:hanging="480"/>
+        <w:ind w:left="5040" w:hanging="360"/>
       </w:pPr>
     </w:lvl>
     <w:lvl w:ilvl="7">
@@ -3206,7 +3439,7 @@
       <w:lvlText w:val=" "/>
       <w:lvlJc w:val="left"/>
       <w:pPr>
-        <w:ind w:left="5760" w:hanging="480"/>
+        <w:ind w:left="5760" w:hanging="360"/>
       </w:pPr>
     </w:lvl>
     <w:lvl w:ilvl="8">
@@ -3214,12 +3447,12 @@
       <w:lvlText w:val=" "/>
       <w:lvlJc w:val="left"/>
       <w:pPr>
-        <w:ind w:left="6480" w:hanging="480"/>
+        <w:ind w:left="6480" w:hanging="360"/>
       </w:pPr>
     </w:lvl>
   </w:abstractNum>
   <w:abstractNum w:abstractNumId="99411">
-    <w:nsid w:val="A99411"/>
+    <w:nsid w:val="00A99411"/>
     <w:multiLevelType w:val="multilevel"/>
     <w:lvl w:ilvl="0">
       <w:start w:val="1"/>
@@ -3227,7 +3460,7 @@
       <w:lvlText w:val="%1."/>
       <w:lvlJc w:val="left"/>
       <w:pPr>
-        <w:ind w:left="720" w:hanging="480"/>
+        <w:ind w:left="720" w:hanging="360"/>
       </w:pPr>
     </w:lvl>
     <w:lvl w:ilvl="1">
@@ -3236,7 +3469,7 @@
       <w:lvlText w:val="%2."/>
       <w:lvlJc w:val="left"/>
       <w:pPr>
-        <w:ind w:left="1440" w:hanging="480"/>
+        <w:ind w:left="1440" w:hanging="360"/>
       </w:pPr>
     </w:lvl>
     <w:lvl w:ilvl="2">
@@ -3245,7 +3478,7 @@
       <w:lvlText w:val="%3."/>
       <w:lvlJc w:val="left"/>
       <w:pPr>
-        <w:ind w:left="2160" w:hanging="480"/>
+        <w:ind w:left="2160" w:hanging="360"/>
       </w:pPr>
     </w:lvl>
     <w:lvl w:ilvl="3">
@@ -3254,7 +3487,7 @@
       <w:lvlText w:val="%4."/>
       <w:lvlJc w:val="left"/>
       <w:pPr>
-        <w:ind w:left="2880" w:hanging="480"/>
+        <w:ind w:left="2880" w:hanging="360"/>
       </w:pPr>
     </w:lvl>
     <w:lvl w:ilvl="4">
@@ -3263,7 +3496,7 @@
       <w:lvlText w:val="%5."/>
       <w:lvlJc w:val="left"/>
       <w:pPr>
-        <w:ind w:left="3600" w:hanging="480"/>
+        <w:ind w:left="3600" w:hanging="360"/>
       </w:pPr>
     </w:lvl>
     <w:lvl w:ilvl="5">
@@ -3272,7 +3505,7 @@
       <w:lvlText w:val="%6."/>
       <w:lvlJc w:val="left"/>
       <w:pPr>
-        <w:ind w:left="4320" w:hanging="480"/>
+        <w:ind w:left="4320" w:hanging="360"/>
       </w:pPr>
     </w:lvl>
     <w:lvl w:ilvl="6">
@@ -3281,7 +3514,7 @@
       <w:lvlText w:val="%7."/>
       <w:lvlJc w:val="left"/>
       <w:pPr>
-        <w:ind w:left="5040" w:hanging="480"/>
+        <w:ind w:left="5040" w:hanging="360"/>
       </w:pPr>
     </w:lvl>
     <w:lvl w:ilvl="7">
@@ -3290,7 +3523,7 @@
       <w:lvlText w:val="%8."/>
       <w:lvlJc w:val="left"/>
       <w:pPr>
-        <w:ind w:left="5760" w:hanging="480"/>
+        <w:ind w:left="5760" w:hanging="360"/>
       </w:pPr>
     </w:lvl>
     <w:lvl w:ilvl="8">
@@ -3299,83 +3532,186 @@
       <w:lvlText w:val="%9."/>
       <w:lvlJc w:val="left"/>
       <w:pPr>
-        <w:ind w:left="6480" w:hanging="480"/>
+        <w:ind w:left="6480" w:hanging="360"/>
       </w:pPr>
     </w:lvl>
   </w:abstractNum>
   <w:abstractNum w:abstractNumId="991">
-    <w:nsid w:val="A991"/>
+    <w:nsid w:val="0000A991"/>
     <w:multiLevelType w:val="multilevel"/>
     <w:lvl w:ilvl="0">
       <w:numFmt w:val="bullet"/>
-      <w:lvlText w:val="•"/>
+      <w:lvlText w:val=""/>
       <w:lvlJc w:val="left"/>
       <w:pPr>
-        <w:ind w:left="720" w:hanging="480"/>
-      </w:pPr>
+        <w:ind w:left="720" w:hanging="360"/>
+      </w:pPr>
+      <w:rPr>
+        <w:rFonts w:ascii="Symbol" w:hAnsi="Symbol" w:cs="Symbol" w:hint="default"/>
+      </w:rPr>
     </w:lvl>
     <w:lvl w:ilvl="1">
       <w:numFmt w:val="bullet"/>
-      <w:lvlText w:val="–"/>
+      <w:lvlText w:val="o"/>
       <w:lvlJc w:val="left"/>
       <w:pPr>
-        <w:ind w:left="1440" w:hanging="480"/>
-      </w:pPr>
+        <w:ind w:left="1440" w:hanging="360"/>
+      </w:pPr>
+      <w:rPr>
+        <w:rFonts w:ascii="Courier New" w:hAnsi="Courier New" w:cs="Courier New" w:hint="default"/>
+      </w:rPr>
     </w:lvl>
     <w:lvl w:ilvl="2">
       <w:numFmt w:val="bullet"/>
-      <w:lvlText w:val="•"/>
+      <w:lvlText w:val=""/>
       <w:lvlJc w:val="left"/>
       <w:pPr>
-        <w:ind w:left="2160" w:hanging="480"/>
-      </w:pPr>
+        <w:ind w:left="2160" w:hanging="360"/>
+      </w:pPr>
+      <w:rPr>
+        <w:rFonts w:ascii="Wingdings" w:hAnsi="Wingdings" w:cs="Wingdings" w:hint="default"/>
+      </w:rPr>
     </w:lvl>
     <w:lvl w:ilvl="3">
       <w:numFmt w:val="bullet"/>
-      <w:lvlText w:val="–"/>
+      <w:lvlText w:val=""/>
       <w:lvlJc w:val="left"/>
       <w:pPr>
-        <w:ind w:left="2880" w:hanging="480"/>
-      </w:pPr>
+        <w:ind w:left="2880" w:hanging="360"/>
+      </w:pPr>
+      <w:rPr>
+        <w:rFonts w:ascii="Symbol" w:hAnsi="Symbol" w:cs="Symbol" w:hint="default"/>
+      </w:rPr>
     </w:lvl>
     <w:lvl w:ilvl="4">
       <w:numFmt w:val="bullet"/>
-      <w:lvlText w:val="•"/>
+      <w:lvlText w:val="o"/>
       <w:lvlJc w:val="left"/>
       <w:pPr>
-        <w:ind w:left="3600" w:hanging="480"/>
-      </w:pPr>
+        <w:ind w:left="3600" w:hanging="360"/>
+      </w:pPr>
+      <w:rPr>
+        <w:rFonts w:ascii="Courier New" w:hAnsi="Courier New" w:cs="Courier New" w:hint="default"/>
+      </w:rPr>
     </w:lvl>
     <w:lvl w:ilvl="5">
       <w:numFmt w:val="bullet"/>
-      <w:lvlText w:val="–"/>
+      <w:lvlText w:val=""/>
       <w:lvlJc w:val="left"/>
       <w:pPr>
-        <w:ind w:left="4320" w:hanging="480"/>
-      </w:pPr>
+        <w:ind w:left="4320" w:hanging="360"/>
+      </w:pPr>
+      <w:rPr>
+        <w:rFonts w:ascii="Wingdings" w:hAnsi="Wingdings" w:cs="Wingdings" w:hint="default"/>
+      </w:rPr>
     </w:lvl>
     <w:lvl w:ilvl="6">
       <w:numFmt w:val="bullet"/>
-      <w:lvlText w:val="•"/>
+      <w:lvlText w:val=""/>
       <w:lvlJc w:val="left"/>
       <w:pPr>
-        <w:ind w:left="5040" w:hanging="480"/>
-      </w:pPr>
+        <w:ind w:left="5040" w:hanging="360"/>
+      </w:pPr>
+      <w:rPr>
+        <w:rFonts w:ascii="Symbol" w:hAnsi="Symbol" w:cs="Symbol" w:hint="default"/>
+      </w:rPr>
     </w:lvl>
     <w:lvl w:ilvl="7">
       <w:numFmt w:val="bullet"/>
-      <w:lvlText w:val="–"/>
+      <w:lvlText w:val="o"/>
       <w:lvlJc w:val="left"/>
       <w:pPr>
-        <w:ind w:left="5760" w:hanging="480"/>
-      </w:pPr>
+        <w:ind w:left="5760" w:hanging="360"/>
+      </w:pPr>
+      <w:rPr>
+        <w:rFonts w:ascii="Courier New" w:hAnsi="Courier New" w:cs="Courier New" w:hint="default"/>
+      </w:rPr>
     </w:lvl>
     <w:lvl w:ilvl="8">
       <w:numFmt w:val="bullet"/>
-      <w:lvlText w:val="•"/>
+      <w:lvlText w:val=""/>
       <w:lvlJc w:val="left"/>
       <w:pPr>
-        <w:ind w:left="6480" w:hanging="480"/>
+        <w:ind w:left="6480" w:hanging="360"/>
+      </w:pPr>
+      <w:rPr>
+        <w:rFonts w:ascii="Wingdings" w:hAnsi="Wingdings" w:cs="Wingdings" w:hint="default"/>
+      </w:rPr>
+    </w:lvl>
+  </w:abstractNum>
+  <w:abstractNum w:abstractNumId="993">
+    <w:nsid w:val="0000A993"/>
+    <w:multiLevelType w:val="multilevel"/>
+    <w:lvl w:ilvl="0">
+      <w:numFmt w:val="bullet"/>
+      <w:lvlText w:val="☒"/>
+      <w:lvlJc w:val="left"/>
+      <w:pPr>
+        <w:ind w:left="720" w:hanging="360"/>
+      </w:pPr>
+    </w:lvl>
+    <w:lvl w:ilvl="1">
+      <w:numFmt w:val="bullet"/>
+      <w:lvlText w:val="☒"/>
+      <w:lvlJc w:val="left"/>
+      <w:pPr>
+        <w:ind w:left="1440" w:hanging="360"/>
+      </w:pPr>
+    </w:lvl>
+    <w:lvl w:ilvl="2">
+      <w:numFmt w:val="bullet"/>
+      <w:lvlText w:val="☒"/>
+      <w:lvlJc w:val="left"/>
+      <w:pPr>
+        <w:ind w:left="2160" w:hanging="360"/>
+      </w:pPr>
+    </w:lvl>
+    <w:lvl w:ilvl="3">
+      <w:numFmt w:val="bullet"/>
+      <w:lvlText w:val="☒"/>
+      <w:lvlJc w:val="left"/>
+      <w:pPr>
+        <w:ind w:left="2880" w:hanging="360"/>
+      </w:pPr>
+    </w:lvl>
+    <w:lvl w:ilvl="4">
+      <w:numFmt w:val="bullet"/>
+      <w:lvlText w:val="☒"/>
+      <w:lvlJc w:val="left"/>
+      <w:pPr>
+        <w:ind w:left="3600" w:hanging="360"/>
+      </w:pPr>
+    </w:lvl>
+    <w:lvl w:ilvl="5">
+      <w:numFmt w:val="bullet"/>
+      <w:lvlText w:val="☒"/>
+      <w:lvlJc w:val="left"/>
+      <w:pPr>
+        <w:ind w:left="4320" w:hanging="360"/>
+      </w:pPr>
+    </w:lvl>
+    <w:lvl w:ilvl="6">
+      <w:numFmt w:val="bullet"/>
+      <w:lvlText w:val="☒"/>
+      <w:lvlJc w:val="left"/>
+      <w:pPr>
+        <w:ind w:left="5040" w:hanging="360"/>
+      </w:pPr>
+    </w:lvl>
+    <w:lvl w:ilvl="7">
+      <w:numFmt w:val="bullet"/>
+      <w:lvlText w:val="☒"/>
+      <w:lvlJc w:val="left"/>
+      <w:pPr>
+        <w:ind w:left="5760" w:hanging="360"/>
+      </w:pPr>
+    </w:lvl>
+    <w:lvl w:ilvl="8">
+      <w:numFmt w:val="bullet"/>
+      <w:lvlText w:val="☒"/>
+      <w:lvlJc w:val="left"/>
+      <w:pPr>
+        <w:ind w:left="6480" w:hanging="360"/>
       </w:pPr>
     </w:lvl>
   </w:abstractNum>
@@ -3446,7 +3782,31 @@
     <w:abstractNumId w:val="991"/>
   </w:num>
   <w:num w:numId="1004">
-    <w:abstractNumId w:val="991"/>
+    <w:abstractNumId w:val="993"/>
+  </w:num>
+  <w:num w:numId="1005">
+    <w:abstractNumId w:val="993"/>
+  </w:num>
+  <w:num w:numId="1006">
+    <w:abstractNumId w:val="993"/>
+  </w:num>
+  <w:num w:numId="1007">
+    <w:abstractNumId w:val="993"/>
+  </w:num>
+  <w:num w:numId="1008">
+    <w:abstractNumId w:val="993"/>
+  </w:num>
+  <w:num w:numId="1009">
+    <w:abstractNumId w:val="993"/>
+  </w:num>
+  <w:num w:numId="1010">
+    <w:abstractNumId w:val="993"/>
+  </w:num>
+  <w:num w:numId="1011">
+    <w:abstractNumId w:val="993"/>
+  </w:num>
+  <w:num w:numId="1012">
+    <w:abstractNumId w:val="993"/>
   </w:num>
 </w:numbering>
 </file>
@@ -3937,7 +4297,7 @@
       <w:color w:themeColor="accent1" w:themeShade="BF" w:val="365F91"/>
     </w:rPr>
   </w:style>
-  <w:style w:type="paragraph" w:customStyle="1" w:styleId="SourceCode">
+  <w:style w:customStyle="1" w:styleId="SourceCode" w:type="paragraph">
     <w:name w:val="Source Code"/>
     <w:basedOn w:val="Normal"/>
     <w:link w:val="VerbatimChar"/>
@@ -3945,7 +4305,7 @@
       <w:wordWrap w:val="off"/>
     </w:pPr>
   </w:style>
-  <w:style w:type="character" w:customStyle="1" w:styleId="KeywordTok">
+  <w:style w:customStyle="1" w:styleId="KeywordTok" w:type="character">
     <w:name w:val="KeywordTok"/>
     <w:basedOn w:val="VerbatimChar"/>
     <w:rPr>
@@ -3953,77 +4313,77 @@
       <w:b/>
     </w:rPr>
   </w:style>
-  <w:style w:type="character" w:customStyle="1" w:styleId="DataTypeTok">
+  <w:style w:customStyle="1" w:styleId="DataTypeTok" w:type="character">
     <w:name w:val="DataTypeTok"/>
     <w:basedOn w:val="VerbatimChar"/>
     <w:rPr>
       <w:color w:val="902000"/>
     </w:rPr>
   </w:style>
-  <w:style w:type="character" w:customStyle="1" w:styleId="DecValTok">
+  <w:style w:customStyle="1" w:styleId="DecValTok" w:type="character">
     <w:name w:val="DecValTok"/>
     <w:basedOn w:val="VerbatimChar"/>
     <w:rPr>
       <w:color w:val="40a070"/>
     </w:rPr>
   </w:style>
-  <w:style w:type="character" w:customStyle="1" w:styleId="BaseNTok">
+  <w:style w:customStyle="1" w:styleId="BaseNTok" w:type="character">
     <w:name w:val="BaseNTok"/>
     <w:basedOn w:val="VerbatimChar"/>
     <w:rPr>
       <w:color w:val="40a070"/>
     </w:rPr>
   </w:style>
-  <w:style w:type="character" w:customStyle="1" w:styleId="FloatTok">
+  <w:style w:customStyle="1" w:styleId="FloatTok" w:type="character">
     <w:name w:val="FloatTok"/>
     <w:basedOn w:val="VerbatimChar"/>
     <w:rPr>
       <w:color w:val="40a070"/>
     </w:rPr>
   </w:style>
-  <w:style w:type="character" w:customStyle="1" w:styleId="ConstantTok">
+  <w:style w:customStyle="1" w:styleId="ConstantTok" w:type="character">
     <w:name w:val="ConstantTok"/>
     <w:basedOn w:val="VerbatimChar"/>
     <w:rPr>
       <w:color w:val="880000"/>
     </w:rPr>
   </w:style>
-  <w:style w:type="character" w:customStyle="1" w:styleId="CharTok">
+  <w:style w:customStyle="1" w:styleId="CharTok" w:type="character">
     <w:name w:val="CharTok"/>
     <w:basedOn w:val="VerbatimChar"/>
     <w:rPr>
       <w:color w:val="4070a0"/>
     </w:rPr>
   </w:style>
-  <w:style w:type="character" w:customStyle="1" w:styleId="SpecialCharTok">
+  <w:style w:customStyle="1" w:styleId="SpecialCharTok" w:type="character">
     <w:name w:val="SpecialCharTok"/>
     <w:basedOn w:val="VerbatimChar"/>
     <w:rPr>
       <w:color w:val="4070a0"/>
     </w:rPr>
   </w:style>
-  <w:style w:type="character" w:customStyle="1" w:styleId="StringTok">
+  <w:style w:customStyle="1" w:styleId="StringTok" w:type="character">
     <w:name w:val="StringTok"/>
     <w:basedOn w:val="VerbatimChar"/>
     <w:rPr>
       <w:color w:val="4070a0"/>
     </w:rPr>
   </w:style>
-  <w:style w:type="character" w:customStyle="1" w:styleId="VerbatimStringTok">
+  <w:style w:customStyle="1" w:styleId="VerbatimStringTok" w:type="character">
     <w:name w:val="VerbatimStringTok"/>
     <w:basedOn w:val="VerbatimChar"/>
     <w:rPr>
       <w:color w:val="4070a0"/>
     </w:rPr>
   </w:style>
-  <w:style w:type="character" w:customStyle="1" w:styleId="SpecialStringTok">
+  <w:style w:customStyle="1" w:styleId="SpecialStringTok" w:type="character">
     <w:name w:val="SpecialStringTok"/>
     <w:basedOn w:val="VerbatimChar"/>
     <w:rPr>
       <w:color w:val="bb6688"/>
     </w:rPr>
   </w:style>
-  <w:style w:type="character" w:customStyle="1" w:styleId="ImportTok">
+  <w:style w:customStyle="1" w:styleId="ImportTok" w:type="character">
     <w:name w:val="ImportTok"/>
     <w:basedOn w:val="VerbatimChar"/>
     <w:rPr>
@@ -4031,7 +4391,7 @@
       <w:b/>
     </w:rPr>
   </w:style>
-  <w:style w:type="character" w:customStyle="1" w:styleId="CommentTok">
+  <w:style w:customStyle="1" w:styleId="CommentTok" w:type="character">
     <w:name w:val="CommentTok"/>
     <w:basedOn w:val="VerbatimChar"/>
     <w:rPr>
@@ -4039,7 +4399,7 @@
       <w:i/>
     </w:rPr>
   </w:style>
-  <w:style w:type="character" w:customStyle="1" w:styleId="DocumentationTok">
+  <w:style w:customStyle="1" w:styleId="DocumentationTok" w:type="character">
     <w:name w:val="DocumentationTok"/>
     <w:basedOn w:val="VerbatimChar"/>
     <w:rPr>
@@ -4047,7 +4407,7 @@
       <w:i/>
     </w:rPr>
   </w:style>
-  <w:style w:type="character" w:customStyle="1" w:styleId="AnnotationTok">
+  <w:style w:customStyle="1" w:styleId="AnnotationTok" w:type="character">
     <w:name w:val="AnnotationTok"/>
     <w:basedOn w:val="VerbatimChar"/>
     <w:rPr>
@@ -4056,7 +4416,7 @@
       <w:i/>
     </w:rPr>
   </w:style>
-  <w:style w:type="character" w:customStyle="1" w:styleId="CommentVarTok">
+  <w:style w:customStyle="1" w:styleId="CommentVarTok" w:type="character">
     <w:name w:val="CommentVarTok"/>
     <w:basedOn w:val="VerbatimChar"/>
     <w:rPr>
@@ -4065,28 +4425,28 @@
       <w:i/>
     </w:rPr>
   </w:style>
-  <w:style w:type="character" w:customStyle="1" w:styleId="OtherTok">
+  <w:style w:customStyle="1" w:styleId="OtherTok" w:type="character">
     <w:name w:val="OtherTok"/>
     <w:basedOn w:val="VerbatimChar"/>
     <w:rPr>
       <w:color w:val="007020"/>
     </w:rPr>
   </w:style>
-  <w:style w:type="character" w:customStyle="1" w:styleId="FunctionTok">
+  <w:style w:customStyle="1" w:styleId="FunctionTok" w:type="character">
     <w:name w:val="FunctionTok"/>
     <w:basedOn w:val="VerbatimChar"/>
     <w:rPr>
       <w:color w:val="06287e"/>
     </w:rPr>
   </w:style>
-  <w:style w:type="character" w:customStyle="1" w:styleId="VariableTok">
+  <w:style w:customStyle="1" w:styleId="VariableTok" w:type="character">
     <w:name w:val="VariableTok"/>
     <w:basedOn w:val="VerbatimChar"/>
     <w:rPr>
       <w:color w:val="19177c"/>
     </w:rPr>
   </w:style>
-  <w:style w:type="character" w:customStyle="1" w:styleId="ControlFlowTok">
+  <w:style w:customStyle="1" w:styleId="ControlFlowTok" w:type="character">
     <w:name w:val="ControlFlowTok"/>
     <w:basedOn w:val="VerbatimChar"/>
     <w:rPr>
@@ -4094,45 +4454,45 @@
       <w:b/>
     </w:rPr>
   </w:style>
-  <w:style w:type="character" w:customStyle="1" w:styleId="OperatorTok">
+  <w:style w:customStyle="1" w:styleId="OperatorTok" w:type="character">
     <w:name w:val="OperatorTok"/>
     <w:basedOn w:val="VerbatimChar"/>
     <w:rPr>
       <w:color w:val="666666"/>
     </w:rPr>
   </w:style>
-  <w:style w:type="character" w:customStyle="1" w:styleId="BuiltInTok">
+  <w:style w:customStyle="1" w:styleId="BuiltInTok" w:type="character">
     <w:name w:val="BuiltInTok"/>
     <w:basedOn w:val="VerbatimChar"/>
     <w:rPr>
       <w:color w:val="008000"/>
     </w:rPr>
   </w:style>
-  <w:style w:type="character" w:customStyle="1" w:styleId="ExtensionTok">
+  <w:style w:customStyle="1" w:styleId="ExtensionTok" w:type="character">
     <w:name w:val="ExtensionTok"/>
     <w:basedOn w:val="VerbatimChar"/>
     <w:rPr/>
   </w:style>
-  <w:style w:type="character" w:customStyle="1" w:styleId="PreprocessorTok">
+  <w:style w:customStyle="1" w:styleId="PreprocessorTok" w:type="character">
     <w:name w:val="PreprocessorTok"/>
     <w:basedOn w:val="VerbatimChar"/>
     <w:rPr>
       <w:color w:val="bc7a00"/>
     </w:rPr>
   </w:style>
-  <w:style w:type="character" w:customStyle="1" w:styleId="AttributeTok">
+  <w:style w:customStyle="1" w:styleId="AttributeTok" w:type="character">
     <w:name w:val="AttributeTok"/>
     <w:basedOn w:val="VerbatimChar"/>
     <w:rPr>
       <w:color w:val="7d9029"/>
     </w:rPr>
   </w:style>
-  <w:style w:type="character" w:customStyle="1" w:styleId="RegionMarkerTok">
+  <w:style w:customStyle="1" w:styleId="RegionMarkerTok" w:type="character">
     <w:name w:val="RegionMarkerTok"/>
     <w:basedOn w:val="VerbatimChar"/>
     <w:rPr/>
   </w:style>
-  <w:style w:type="character" w:customStyle="1" w:styleId="InformationTok">
+  <w:style w:customStyle="1" w:styleId="InformationTok" w:type="character">
     <w:name w:val="InformationTok"/>
     <w:basedOn w:val="VerbatimChar"/>
     <w:rPr>
@@ -4141,7 +4501,7 @@
       <w:i/>
     </w:rPr>
   </w:style>
-  <w:style w:type="character" w:customStyle="1" w:styleId="WarningTok">
+  <w:style w:customStyle="1" w:styleId="WarningTok" w:type="character">
     <w:name w:val="WarningTok"/>
     <w:basedOn w:val="VerbatimChar"/>
     <w:rPr>
@@ -4150,7 +4510,7 @@
       <w:i/>
     </w:rPr>
   </w:style>
-  <w:style w:type="character" w:customStyle="1" w:styleId="AlertTok">
+  <w:style w:customStyle="1" w:styleId="AlertTok" w:type="character">
     <w:name w:val="AlertTok"/>
     <w:basedOn w:val="VerbatimChar"/>
     <w:rPr>
@@ -4158,7 +4518,7 @@
       <w:b/>
     </w:rPr>
   </w:style>
-  <w:style w:type="character" w:customStyle="1" w:styleId="ErrorTok">
+  <w:style w:customStyle="1" w:styleId="ErrorTok" w:type="character">
     <w:name w:val="ErrorTok"/>
     <w:basedOn w:val="VerbatimChar"/>
     <w:rPr>
@@ -4166,7 +4526,7 @@
       <w:b/>
     </w:rPr>
   </w:style>
-  <w:style w:type="character" w:customStyle="1" w:styleId="NormalTok">
+  <w:style w:customStyle="1" w:styleId="NormalTok" w:type="character">
     <w:name w:val="NormalTok"/>
     <w:basedOn w:val="VerbatimChar"/>
     <w:rPr/>
